--- a/Tài Liệu/SCI_SE_13.ProjectReflection.docx
+++ b/Tài Liệu/SCI_SE_13.ProjectReflection.docx
@@ -1,6 +1,6 @@
 
 <file path=word/document.xml><?xml version="1.0" encoding="utf-8"?>
-<w:document xmlns:wpc="http://schemas.microsoft.com/office/word/2010/wordprocessingCanvas" xmlns:cx="http://schemas.microsoft.com/office/drawing/2014/chartex" xmlns:mc="http://schemas.openxmlformats.org/markup-compatibility/2006" xmlns:o="urn:schemas-microsoft-com:office:office" xmlns:r="http://schemas.openxmlformats.org/officeDocument/2006/relationships" xmlns:m="http://schemas.openxmlformats.org/officeDocument/2006/math" xmlns:v="urn:schemas-microsoft-com:vml" xmlns:wp14="http://schemas.microsoft.com/office/word/2010/wordprocessingDrawing" xmlns:wp="http://schemas.openxmlformats.org/drawingml/2006/wordprocessingDrawing" xmlns:w10="urn:schemas-microsoft-com:office:word" xmlns:w="http://schemas.openxmlformats.org/wordprocessingml/2006/main" xmlns:w14="http://schemas.microsoft.com/office/word/2010/wordml" xmlns:w15="http://schemas.microsoft.com/office/word/2012/wordml" xmlns:w16se="http://schemas.microsoft.com/office/word/2015/wordml/symex" xmlns:wpg="http://schemas.microsoft.com/office/word/2010/wordprocessingGroup" xmlns:wpi="http://schemas.microsoft.com/office/word/2010/wordprocessingInk" xmlns:wne="http://schemas.microsoft.com/office/word/2006/wordml" xmlns:wps="http://schemas.microsoft.com/office/word/2010/wordprocessingShape" mc:Ignorable="w14 w15 w16se wp14">
+<w:document xmlns:wpc="http://schemas.microsoft.com/office/word/2010/wordprocessingCanvas" xmlns:mc="http://schemas.openxmlformats.org/markup-compatibility/2006" xmlns:o="urn:schemas-microsoft-com:office:office" xmlns:r="http://schemas.openxmlformats.org/officeDocument/2006/relationships" xmlns:m="http://schemas.openxmlformats.org/officeDocument/2006/math" xmlns:v="urn:schemas-microsoft-com:vml" xmlns:wp14="http://schemas.microsoft.com/office/word/2010/wordprocessingDrawing" xmlns:wp="http://schemas.openxmlformats.org/drawingml/2006/wordprocessingDrawing" xmlns:w10="urn:schemas-microsoft-com:office:word" xmlns:w="http://schemas.openxmlformats.org/wordprocessingml/2006/main" xmlns:w14="http://schemas.microsoft.com/office/word/2010/wordml" xmlns:wpg="http://schemas.microsoft.com/office/word/2010/wordprocessingGroup" xmlns:wpi="http://schemas.microsoft.com/office/word/2010/wordprocessingInk" xmlns:wne="http://schemas.microsoft.com/office/word/2006/wordml" xmlns:wps="http://schemas.microsoft.com/office/word/2010/wordprocessingShape" mc:Ignorable="w14 wp14">
   <w:body>
     <w:p>
       <w:pPr>
@@ -138,7 +138,6 @@
           <w:rFonts w:ascii="Times New Roman" w:hAnsi="Times New Roman" w:cs="Times New Roman"/>
           <w:noProof/>
           <w:sz w:val="28"/>
-          <w:lang w:val="vi-VN" w:eastAsia="vi-VN"/>
         </w:rPr>
         <w:drawing>
           <wp:inline distT="0" distB="0" distL="0" distR="0" wp14:anchorId="76C2558F" wp14:editId="18595034">
@@ -158,7 +157,7 @@
                     </pic:cNvPicPr>
                   </pic:nvPicPr>
                   <pic:blipFill>
-                    <a:blip r:embed="rId8">
+                    <a:blip r:embed="rId9">
                       <a:extLst>
                         <a:ext uri="{28A0092B-C50C-407E-A947-70E740481C1C}">
                           <a14:useLocalDpi xmlns:a14="http://schemas.microsoft.com/office/drawing/2010/main" val="0"/>
@@ -285,6 +284,7 @@
           <w:b/>
           <w:sz w:val="32"/>
           <w:szCs w:val="32"/>
+          <w:lang w:val="vi-VN"/>
         </w:rPr>
       </w:pPr>
       <w:r>
@@ -293,6 +293,7 @@
           <w:b/>
           <w:sz w:val="32"/>
           <w:szCs w:val="32"/>
+          <w:lang w:val="vi-VN"/>
         </w:rPr>
         <w:t>NỀN TẢNG MẠNG XÃ HỘI KINH DOANH ẨM THỰC</w:t>
       </w:r>
@@ -402,6 +403,7 @@
           <w:b/>
           <w:sz w:val="36"/>
           <w:szCs w:val="44"/>
+          <w:lang w:val="vi-VN"/>
         </w:rPr>
       </w:pPr>
       <w:r>
@@ -488,6 +490,7 @@
           <w:rFonts w:ascii="Times New Roman" w:eastAsia="Calibri" w:hAnsi="Times New Roman" w:cs="Times New Roman"/>
           <w:sz w:val="26"/>
           <w:szCs w:val="26"/>
+          <w:lang w:val="vi-VN"/>
         </w:rPr>
         <w:t xml:space="preserve">ThS. </w:t>
       </w:r>
@@ -549,6 +552,7 @@
           <w:rFonts w:ascii="Times New Roman" w:eastAsia="Calibri" w:hAnsi="Times New Roman" w:cs="Times New Roman"/>
           <w:sz w:val="26"/>
           <w:szCs w:val="26"/>
+          <w:lang w:val="vi-VN"/>
         </w:rPr>
       </w:pPr>
       <w:r>
@@ -565,6 +569,7 @@
           <w:rFonts w:ascii="Times New Roman" w:hAnsi="Times New Roman" w:cs="Times New Roman"/>
           <w:sz w:val="26"/>
           <w:szCs w:val="26"/>
+          <w:lang w:val="vi-VN"/>
         </w:rPr>
         <w:t>Lê Văn Cường</w:t>
       </w:r>
@@ -573,6 +578,7 @@
           <w:rFonts w:ascii="Times New Roman" w:eastAsia="Calibri" w:hAnsi="Times New Roman" w:cs="Times New Roman"/>
           <w:sz w:val="26"/>
           <w:szCs w:val="26"/>
+          <w:lang w:val="vi-VN"/>
         </w:rPr>
         <w:tab/>
       </w:r>
@@ -581,6 +587,7 @@
           <w:rFonts w:ascii="Times New Roman" w:hAnsi="Times New Roman" w:cs="Times New Roman"/>
           <w:sz w:val="26"/>
           <w:szCs w:val="26"/>
+          <w:lang w:val="vi-VN"/>
         </w:rPr>
         <w:t>28211101747</w:t>
       </w:r>
@@ -602,6 +609,7 @@
           <w:rFonts w:ascii="Times New Roman" w:eastAsia="Calibri" w:hAnsi="Times New Roman" w:cs="Times New Roman"/>
           <w:sz w:val="26"/>
           <w:szCs w:val="26"/>
+          <w:lang w:val="vi-VN"/>
         </w:rPr>
       </w:pPr>
       <w:r>
@@ -609,6 +617,7 @@
           <w:rFonts w:ascii="Times New Roman" w:eastAsia="Calibri" w:hAnsi="Times New Roman" w:cs="Times New Roman"/>
           <w:sz w:val="26"/>
           <w:szCs w:val="26"/>
+          <w:lang w:val="vi-VN"/>
         </w:rPr>
         <w:tab/>
       </w:r>
@@ -617,6 +626,7 @@
           <w:rFonts w:ascii="Times New Roman" w:hAnsi="Times New Roman" w:cs="Times New Roman"/>
           <w:sz w:val="26"/>
           <w:szCs w:val="26"/>
+          <w:lang w:val="vi-VN"/>
         </w:rPr>
         <w:t>Phạm Đình Vân Ly</w:t>
       </w:r>
@@ -625,6 +635,7 @@
           <w:rFonts w:ascii="Times New Roman" w:eastAsia="Calibri" w:hAnsi="Times New Roman" w:cs="Times New Roman"/>
           <w:sz w:val="26"/>
           <w:szCs w:val="26"/>
+          <w:lang w:val="vi-VN"/>
         </w:rPr>
         <w:tab/>
       </w:r>
@@ -633,6 +644,7 @@
           <w:rFonts w:ascii="Times New Roman" w:hAnsi="Times New Roman" w:cs="Times New Roman"/>
           <w:sz w:val="26"/>
           <w:szCs w:val="26"/>
+          <w:lang w:val="vi-VN"/>
         </w:rPr>
         <w:t>28201104777</w:t>
       </w:r>
@@ -654,6 +666,7 @@
           <w:rFonts w:ascii="Times New Roman" w:eastAsia="Calibri" w:hAnsi="Times New Roman" w:cs="Times New Roman"/>
           <w:sz w:val="26"/>
           <w:szCs w:val="26"/>
+          <w:lang w:val="vi-VN"/>
         </w:rPr>
       </w:pPr>
       <w:r>
@@ -661,6 +674,7 @@
           <w:rFonts w:ascii="Times New Roman" w:eastAsia="Calibri" w:hAnsi="Times New Roman" w:cs="Times New Roman"/>
           <w:sz w:val="26"/>
           <w:szCs w:val="26"/>
+          <w:lang w:val="vi-VN"/>
         </w:rPr>
         <w:tab/>
       </w:r>
@@ -669,6 +683,7 @@
           <w:rFonts w:ascii="Times New Roman" w:hAnsi="Times New Roman" w:cs="Times New Roman"/>
           <w:sz w:val="26"/>
           <w:szCs w:val="26"/>
+          <w:lang w:val="vi-VN"/>
         </w:rPr>
         <w:t>Phan Thị Lệ Thi</w:t>
       </w:r>
@@ -677,6 +692,7 @@
           <w:rFonts w:ascii="Times New Roman" w:eastAsia="Calibri" w:hAnsi="Times New Roman" w:cs="Times New Roman"/>
           <w:sz w:val="26"/>
           <w:szCs w:val="26"/>
+          <w:lang w:val="vi-VN"/>
         </w:rPr>
         <w:tab/>
       </w:r>
@@ -685,6 +701,7 @@
           <w:rFonts w:ascii="Times New Roman" w:hAnsi="Times New Roman" w:cs="Times New Roman"/>
           <w:sz w:val="26"/>
           <w:szCs w:val="26"/>
+          <w:lang w:val="vi-VN"/>
         </w:rPr>
         <w:t>28201105193</w:t>
       </w:r>
@@ -706,6 +723,7 @@
           <w:rFonts w:ascii="Times New Roman" w:eastAsia="Calibri" w:hAnsi="Times New Roman" w:cs="Times New Roman"/>
           <w:sz w:val="26"/>
           <w:szCs w:val="26"/>
+          <w:lang w:val="vi-VN"/>
         </w:rPr>
       </w:pPr>
       <w:r>
@@ -713,6 +731,7 @@
           <w:rFonts w:ascii="Times New Roman" w:eastAsia="Calibri" w:hAnsi="Times New Roman" w:cs="Times New Roman"/>
           <w:sz w:val="26"/>
           <w:szCs w:val="26"/>
+          <w:lang w:val="vi-VN"/>
         </w:rPr>
         <w:tab/>
       </w:r>
@@ -721,6 +740,7 @@
           <w:rFonts w:ascii="Times New Roman" w:hAnsi="Times New Roman" w:cs="Times New Roman"/>
           <w:sz w:val="26"/>
           <w:szCs w:val="26"/>
+          <w:lang w:val="vi-VN"/>
         </w:rPr>
         <w:t>Huỳnh Thị Vy</w:t>
       </w:r>
@@ -729,6 +749,7 @@
           <w:rFonts w:ascii="Times New Roman" w:eastAsia="Calibri" w:hAnsi="Times New Roman" w:cs="Times New Roman"/>
           <w:sz w:val="26"/>
           <w:szCs w:val="26"/>
+          <w:lang w:val="vi-VN"/>
         </w:rPr>
         <w:tab/>
       </w:r>
@@ -737,6 +758,7 @@
           <w:rFonts w:ascii="Times New Roman" w:hAnsi="Times New Roman" w:cs="Times New Roman"/>
           <w:sz w:val="26"/>
           <w:szCs w:val="26"/>
+          <w:lang w:val="vi-VN"/>
         </w:rPr>
         <w:t>28201100721</w:t>
       </w:r>
@@ -758,6 +780,7 @@
           <w:rFonts w:ascii="Times New Roman" w:eastAsia="Calibri" w:hAnsi="Times New Roman" w:cs="Times New Roman"/>
           <w:sz w:val="26"/>
           <w:szCs w:val="26"/>
+          <w:lang w:val="vi-VN"/>
         </w:rPr>
       </w:pPr>
       <w:r>
@@ -765,6 +788,7 @@
           <w:rFonts w:ascii="Times New Roman" w:eastAsia="Calibri" w:hAnsi="Times New Roman" w:cs="Times New Roman"/>
           <w:sz w:val="26"/>
           <w:szCs w:val="26"/>
+          <w:lang w:val="vi-VN"/>
         </w:rPr>
         <w:tab/>
       </w:r>
@@ -773,6 +797,7 @@
           <w:rFonts w:ascii="Times New Roman" w:hAnsi="Times New Roman" w:cs="Times New Roman"/>
           <w:sz w:val="26"/>
           <w:szCs w:val="26"/>
+          <w:lang w:val="vi-VN"/>
         </w:rPr>
         <w:t>Trần Thị Mai Yên</w:t>
       </w:r>
@@ -781,6 +806,7 @@
           <w:rFonts w:ascii="Times New Roman" w:eastAsia="Calibri" w:hAnsi="Times New Roman" w:cs="Times New Roman"/>
           <w:sz w:val="26"/>
           <w:szCs w:val="26"/>
+          <w:lang w:val="vi-VN"/>
         </w:rPr>
         <w:tab/>
       </w:r>
@@ -789,6 +815,7 @@
           <w:rFonts w:ascii="Times New Roman" w:hAnsi="Times New Roman" w:cs="Times New Roman"/>
           <w:sz w:val="26"/>
           <w:szCs w:val="26"/>
+          <w:lang w:val="vi-VN"/>
         </w:rPr>
         <w:t>28201103582</w:t>
       </w:r>
@@ -836,8 +863,6 @@
           <w:lang w:val="vi-VN"/>
         </w:rPr>
       </w:pPr>
-      <w:bookmarkStart w:id="0" w:name="_GoBack"/>
-      <w:bookmarkEnd w:id="0"/>
     </w:p>
     <w:p>
       <w:pPr>
@@ -927,9 +952,15 @@
           <w:b/>
           <w:sz w:val="32"/>
           <w:szCs w:val="36"/>
+          <w:lang w:val="vi-VN"/>
         </w:rPr>
         <w:sectPr>
-          <w:footerReference w:type="default" r:id="rId9"/>
+          <w:headerReference w:type="even" r:id="rId10"/>
+          <w:headerReference w:type="default" r:id="rId11"/>
+          <w:footerReference w:type="even" r:id="rId12"/>
+          <w:footerReference w:type="default" r:id="rId13"/>
+          <w:headerReference w:type="first" r:id="rId14"/>
+          <w:footerReference w:type="first" r:id="rId15"/>
           <w:pgSz w:w="11907" w:h="16839" w:code="9"/>
           <w:pgMar w:top="1134" w:right="851" w:bottom="1134" w:left="1701" w:header="720" w:footer="720" w:gutter="0"/>
           <w:cols w:space="720"/>
@@ -954,7 +985,16 @@
           <w:szCs w:val="36"/>
           <w:lang w:val="vi-VN"/>
         </w:rPr>
-        <w:t>06</w:t>
+        <w:t>0</w:t>
+      </w:r>
+      <w:r>
+        <w:rPr>
+          <w:rFonts w:ascii="Times New Roman" w:eastAsia="Calibri" w:hAnsi="Times New Roman" w:cs="Times New Roman"/>
+          <w:b/>
+          <w:sz w:val="32"/>
+          <w:szCs w:val="36"/>
+        </w:rPr>
+        <w:t>5</w:t>
       </w:r>
       <w:r>
         <w:rPr>
@@ -988,20 +1028,9 @@
           <w:bCs/>
           <w:sz w:val="26"/>
           <w:szCs w:val="26"/>
-        </w:rPr>
-      </w:pPr>
-      <w:r>
-        <w:rPr>
-          <w:rFonts w:ascii="Times New Roman" w:hAnsi="Times New Roman" w:cs="Times New Roman"/>
-          <w:b/>
-          <w:bCs/>
-          <w:sz w:val="32"/>
-          <w:szCs w:val="32"/>
-          <w:lang w:val="en"/>
-        </w:rPr>
-        <w:lastRenderedPageBreak/>
-        <w:t>THÔNG TIN D</w:t>
-      </w:r>
+          <w:lang w:val="vi-VN"/>
+        </w:rPr>
+      </w:pPr>
       <w:r>
         <w:rPr>
           <w:rFonts w:ascii="Times New Roman" w:hAnsi="Times New Roman" w:cs="Times New Roman"/>
@@ -1011,7 +1040,8 @@
           <w:szCs w:val="32"/>
           <w:lang w:val="vi-VN"/>
         </w:rPr>
-        <w:t xml:space="preserve">Ự </w:t>
+        <w:lastRenderedPageBreak/>
+        <w:t>THÔNG TIN D</w:t>
       </w:r>
       <w:r>
         <w:rPr>
@@ -1020,6 +1050,18 @@
           <w:bCs/>
           <w:sz w:val="32"/>
           <w:szCs w:val="32"/>
+          <w:lang w:val="vi-VN"/>
+        </w:rPr>
+        <w:t xml:space="preserve">Ự </w:t>
+      </w:r>
+      <w:r>
+        <w:rPr>
+          <w:rFonts w:ascii="Times New Roman" w:hAnsi="Times New Roman" w:cs="Times New Roman"/>
+          <w:b/>
+          <w:bCs/>
+          <w:sz w:val="32"/>
+          <w:szCs w:val="32"/>
+          <w:lang w:val="vi-VN"/>
         </w:rPr>
         <w:t>ÁN</w:t>
       </w:r>
@@ -1072,7 +1114,7 @@
                 <w:bCs/>
                 <w:sz w:val="26"/>
                 <w:szCs w:val="26"/>
-                <w:lang w:val="en"/>
+                <w:lang/>
               </w:rPr>
               <w:t>D</w:t>
             </w:r>
@@ -1108,7 +1150,7 @@
                 <w:rFonts w:ascii="Times New Roman" w:hAnsi="Times New Roman" w:cs="Times New Roman"/>
                 <w:sz w:val="26"/>
                 <w:szCs w:val="26"/>
-                <w:lang w:val="en"/>
+                <w:lang/>
               </w:rPr>
             </w:pPr>
             <w:r>
@@ -1157,7 +1199,7 @@
                 <w:rFonts w:ascii="Times New Roman" w:hAnsi="Times New Roman" w:cs="Times New Roman"/>
                 <w:sz w:val="26"/>
                 <w:szCs w:val="26"/>
-                <w:lang w:val="en"/>
+                <w:lang/>
               </w:rPr>
             </w:pPr>
             <w:r>
@@ -1196,7 +1238,7 @@
                 <w:rFonts w:ascii="Times New Roman" w:hAnsi="Times New Roman" w:cs="Times New Roman"/>
                 <w:sz w:val="26"/>
                 <w:szCs w:val="26"/>
-                <w:lang w:val="en"/>
+                <w:lang/>
               </w:rPr>
             </w:pPr>
             <w:r>
@@ -1206,7 +1248,7 @@
                 <w:bCs/>
                 <w:sz w:val="26"/>
                 <w:szCs w:val="26"/>
-                <w:lang w:val="en"/>
+                <w:lang/>
               </w:rPr>
               <w:t>Tên d</w:t>
             </w:r>
@@ -1269,7 +1311,15 @@
                 <w:sz w:val="26"/>
                 <w:szCs w:val="26"/>
               </w:rPr>
-              <w:t>kinh doanh ẩm thực.</w:t>
+              <w:t>kinh doanh ẩm thự</w:t>
+            </w:r>
+            <w:r>
+              <w:rPr>
+                <w:rFonts w:ascii="Times New Roman" w:hAnsi="Times New Roman" w:cs="Times New Roman"/>
+                <w:sz w:val="26"/>
+                <w:szCs w:val="26"/>
+              </w:rPr>
+              <w:t>c</w:t>
             </w:r>
           </w:p>
         </w:tc>
@@ -1299,7 +1349,7 @@
                 <w:rFonts w:ascii="Times New Roman" w:hAnsi="Times New Roman" w:cs="Times New Roman"/>
                 <w:sz w:val="26"/>
                 <w:szCs w:val="26"/>
-                <w:lang w:val="en"/>
+                <w:lang/>
               </w:rPr>
             </w:pPr>
             <w:r>
@@ -1309,7 +1359,7 @@
                 <w:bCs/>
                 <w:sz w:val="26"/>
                 <w:szCs w:val="26"/>
-                <w:lang w:val="en"/>
+                <w:lang/>
               </w:rPr>
               <w:t>Ngày b</w:t>
             </w:r>
@@ -1348,7 +1398,7 @@
                 <w:rFonts w:ascii="Times New Roman" w:hAnsi="Times New Roman" w:cs="Times New Roman"/>
                 <w:sz w:val="26"/>
                 <w:szCs w:val="26"/>
-                <w:lang w:val="en"/>
+                <w:lang/>
               </w:rPr>
             </w:pPr>
             <w:r>
@@ -1383,7 +1433,7 @@
                 <w:rFonts w:ascii="Times New Roman" w:hAnsi="Times New Roman" w:cs="Times New Roman"/>
                 <w:sz w:val="26"/>
                 <w:szCs w:val="26"/>
-                <w:lang w:val="en"/>
+                <w:lang/>
               </w:rPr>
             </w:pPr>
             <w:r>
@@ -1393,7 +1443,7 @@
                 <w:bCs/>
                 <w:sz w:val="26"/>
                 <w:szCs w:val="26"/>
-                <w:lang w:val="en"/>
+                <w:lang/>
               </w:rPr>
               <w:t>Ngày k</w:t>
             </w:r>
@@ -1489,7 +1539,7 @@
                 <w:rFonts w:ascii="Times New Roman" w:hAnsi="Times New Roman" w:cs="Times New Roman"/>
                 <w:sz w:val="26"/>
                 <w:szCs w:val="26"/>
-                <w:lang w:val="en"/>
+                <w:lang/>
               </w:rPr>
             </w:pPr>
             <w:r>
@@ -1499,7 +1549,7 @@
                 <w:bCs/>
                 <w:sz w:val="26"/>
                 <w:szCs w:val="26"/>
-                <w:lang w:val="en"/>
+                <w:lang/>
               </w:rPr>
               <w:t>Nơi th</w:t>
             </w:r>
@@ -1539,15 +1589,15 @@
                 <w:rFonts w:ascii="Times New Roman" w:hAnsi="Times New Roman" w:cs="Times New Roman"/>
                 <w:sz w:val="26"/>
                 <w:szCs w:val="26"/>
-                <w:lang w:val="en"/>
-              </w:rPr>
-            </w:pPr>
-            <w:r>
-              <w:rPr>
-                <w:rFonts w:ascii="Times New Roman" w:hAnsi="Times New Roman" w:cs="Times New Roman"/>
-                <w:sz w:val="26"/>
-                <w:szCs w:val="26"/>
-                <w:lang w:val="en"/>
+                <w:lang/>
+              </w:rPr>
+            </w:pPr>
+            <w:r>
+              <w:rPr>
+                <w:rFonts w:ascii="Times New Roman" w:hAnsi="Times New Roman" w:cs="Times New Roman"/>
+                <w:sz w:val="26"/>
+                <w:szCs w:val="26"/>
+                <w:lang/>
               </w:rPr>
               <w:t>Khoa Công ngh</w:t>
             </w:r>
@@ -1613,7 +1663,7 @@
                 <w:rFonts w:ascii="Times New Roman" w:hAnsi="Times New Roman" w:cs="Times New Roman"/>
                 <w:sz w:val="26"/>
                 <w:szCs w:val="26"/>
-                <w:lang w:val="en"/>
+                <w:lang/>
               </w:rPr>
             </w:pPr>
             <w:r>
@@ -1623,7 +1673,7 @@
                 <w:bCs/>
                 <w:sz w:val="26"/>
                 <w:szCs w:val="26"/>
-                <w:lang w:val="en"/>
+                <w:lang/>
               </w:rPr>
               <w:t>Gi</w:t>
             </w:r>
@@ -1692,7 +1742,7 @@
                 <w:rFonts w:ascii="Times New Roman" w:hAnsi="Times New Roman" w:cs="Times New Roman"/>
                 <w:sz w:val="26"/>
                 <w:szCs w:val="26"/>
-                <w:lang w:val="en"/>
+                <w:lang/>
               </w:rPr>
               <w:t>ThS. Nguy</w:t>
             </w:r>
@@ -1725,11 +1775,11 @@
                 <w:rFonts w:ascii="Times New Roman" w:hAnsi="Times New Roman" w:cs="Times New Roman"/>
                 <w:sz w:val="26"/>
                 <w:szCs w:val="26"/>
-                <w:lang w:val="en"/>
+                <w:lang/>
               </w:rPr>
               <w:t xml:space="preserve">Email: </w:t>
             </w:r>
-            <w:hyperlink r:id="rId10" w:history="1">
+            <w:hyperlink r:id="rId16" w:history="1">
               <w:r>
                 <w:rPr>
                   <w:rStyle w:val="Hyperlink"/>
@@ -1762,15 +1812,15 @@
                 <w:rFonts w:ascii="Times New Roman" w:hAnsi="Times New Roman" w:cs="Times New Roman"/>
                 <w:sz w:val="26"/>
                 <w:szCs w:val="26"/>
-                <w:lang w:val="en"/>
-              </w:rPr>
-            </w:pPr>
-            <w:r>
-              <w:rPr>
-                <w:rFonts w:ascii="Times New Roman" w:hAnsi="Times New Roman" w:cs="Times New Roman"/>
-                <w:sz w:val="26"/>
-                <w:szCs w:val="26"/>
-                <w:lang w:val="en"/>
+                <w:lang/>
+              </w:rPr>
+            </w:pPr>
+            <w:r>
+              <w:rPr>
+                <w:rFonts w:ascii="Times New Roman" w:hAnsi="Times New Roman" w:cs="Times New Roman"/>
+                <w:sz w:val="26"/>
+                <w:szCs w:val="26"/>
+                <w:lang/>
               </w:rPr>
               <w:t>Phone: 0905125143</w:t>
             </w:r>
@@ -1814,7 +1864,7 @@
                 <w:bCs/>
                 <w:sz w:val="26"/>
                 <w:szCs w:val="26"/>
-                <w:lang w:val="en"/>
+                <w:lang/>
               </w:rPr>
               <w:t>Ch</w:t>
             </w:r>
@@ -1840,7 +1890,7 @@
                 <w:rFonts w:ascii="Times New Roman" w:hAnsi="Times New Roman" w:cs="Times New Roman"/>
                 <w:sz w:val="26"/>
                 <w:szCs w:val="26"/>
-                <w:lang w:val="en"/>
+                <w:lang/>
               </w:rPr>
             </w:pPr>
             <w:r>
@@ -1850,7 +1900,7 @@
                 <w:bCs/>
                 <w:sz w:val="26"/>
                 <w:szCs w:val="26"/>
-                <w:lang w:val="en"/>
+                <w:lang/>
               </w:rPr>
               <w:t>(Product Owner)</w:t>
             </w:r>
@@ -1887,7 +1937,7 @@
                 <w:rFonts w:ascii="Times New Roman" w:hAnsi="Times New Roman" w:cs="Times New Roman"/>
                 <w:sz w:val="26"/>
                 <w:szCs w:val="26"/>
-                <w:lang w:val="en"/>
+                <w:lang/>
               </w:rPr>
               <w:t>ThS. Nguy</w:t>
             </w:r>
@@ -1912,15 +1962,15 @@
                 <w:rFonts w:ascii="Times New Roman" w:hAnsi="Times New Roman" w:cs="Times New Roman"/>
                 <w:sz w:val="26"/>
                 <w:szCs w:val="26"/>
-                <w:lang w:val="en"/>
-              </w:rPr>
-            </w:pPr>
-            <w:r>
-              <w:rPr>
-                <w:rFonts w:ascii="Times New Roman" w:hAnsi="Times New Roman" w:cs="Times New Roman"/>
-                <w:sz w:val="26"/>
-                <w:szCs w:val="26"/>
-                <w:lang w:val="en"/>
+                <w:lang/>
+              </w:rPr>
+            </w:pPr>
+            <w:r>
+              <w:rPr>
+                <w:rFonts w:ascii="Times New Roman" w:hAnsi="Times New Roman" w:cs="Times New Roman"/>
+                <w:sz w:val="26"/>
+                <w:szCs w:val="26"/>
+                <w:lang/>
               </w:rPr>
               <w:t>Email:</w:t>
             </w:r>
@@ -1930,7 +1980,7 @@
               </w:rPr>
               <w:t xml:space="preserve"> </w:t>
             </w:r>
-            <w:hyperlink r:id="rId11" w:history="1">
+            <w:hyperlink r:id="rId17" w:history="1">
               <w:r>
                 <w:rPr>
                   <w:rStyle w:val="Hyperlink"/>
@@ -1956,7 +2006,7 @@
                 <w:rFonts w:ascii="Times New Roman" w:hAnsi="Times New Roman" w:cs="Times New Roman"/>
                 <w:sz w:val="26"/>
                 <w:szCs w:val="26"/>
-                <w:lang w:val="en"/>
+                <w:lang/>
               </w:rPr>
               <w:t xml:space="preserve"> </w:t>
             </w:r>
@@ -1972,15 +2022,15 @@
                 <w:rFonts w:ascii="Times New Roman" w:hAnsi="Times New Roman" w:cs="Times New Roman"/>
                 <w:sz w:val="26"/>
                 <w:szCs w:val="26"/>
-                <w:lang w:val="en"/>
-              </w:rPr>
-            </w:pPr>
-            <w:r>
-              <w:rPr>
-                <w:rFonts w:ascii="Times New Roman" w:hAnsi="Times New Roman" w:cs="Times New Roman"/>
-                <w:sz w:val="26"/>
-                <w:szCs w:val="26"/>
-                <w:lang w:val="en"/>
+                <w:lang/>
+              </w:rPr>
+            </w:pPr>
+            <w:r>
+              <w:rPr>
+                <w:rFonts w:ascii="Times New Roman" w:hAnsi="Times New Roman" w:cs="Times New Roman"/>
+                <w:sz w:val="26"/>
+                <w:szCs w:val="26"/>
+                <w:lang/>
               </w:rPr>
               <w:t>Phone: 0905125143</w:t>
             </w:r>
@@ -2023,7 +2073,7 @@
                 <w:bCs/>
                 <w:sz w:val="26"/>
                 <w:szCs w:val="26"/>
-                <w:lang w:val="en"/>
+                <w:lang/>
               </w:rPr>
               <w:t>Qu</w:t>
             </w:r>
@@ -2059,7 +2109,7 @@
                 <w:rFonts w:ascii="Times New Roman" w:hAnsi="Times New Roman" w:cs="Times New Roman"/>
                 <w:sz w:val="26"/>
                 <w:szCs w:val="26"/>
-                <w:lang w:val="en"/>
+                <w:lang/>
               </w:rPr>
             </w:pPr>
             <w:r>
@@ -2147,7 +2197,7 @@
                 <w:lang w:val="vi-VN"/>
               </w:rPr>
             </w:pPr>
-            <w:hyperlink r:id="rId12" w:history="1">
+            <w:hyperlink r:id="rId18" w:history="1">
               <w:r>
                 <w:rPr>
                   <w:rStyle w:val="Hyperlink"/>
@@ -2227,7 +2277,7 @@
                 <w:rFonts w:ascii="Times New Roman" w:hAnsi="Times New Roman" w:cs="Times New Roman"/>
                 <w:sz w:val="26"/>
                 <w:szCs w:val="26"/>
-                <w:lang w:val="en"/>
+                <w:lang/>
               </w:rPr>
             </w:pPr>
             <w:r>
@@ -2237,7 +2287,7 @@
                 <w:bCs/>
                 <w:sz w:val="26"/>
                 <w:szCs w:val="26"/>
-                <w:lang w:val="en"/>
+                <w:lang/>
               </w:rPr>
               <w:t>Thành viên trong đ</w:t>
             </w:r>
@@ -2305,7 +2355,7 @@
                 <w:lang w:val="vi-VN"/>
               </w:rPr>
             </w:pPr>
-            <w:hyperlink r:id="rId13" w:history="1">
+            <w:hyperlink r:id="rId19" w:history="1">
               <w:r>
                 <w:rPr>
                   <w:rStyle w:val="Hyperlink"/>
@@ -2386,7 +2436,7 @@
                 <w:rFonts w:ascii="Times New Roman" w:hAnsi="Times New Roman" w:cs="Times New Roman"/>
                 <w:sz w:val="26"/>
                 <w:szCs w:val="26"/>
-                <w:lang w:val="en"/>
+                <w:lang/>
               </w:rPr>
             </w:pPr>
           </w:p>
@@ -2442,7 +2492,7 @@
                 <w:lang w:val="vi-VN"/>
               </w:rPr>
             </w:pPr>
-            <w:hyperlink r:id="rId14" w:history="1">
+            <w:hyperlink r:id="rId20" w:history="1">
               <w:r>
                 <w:rPr>
                   <w:rStyle w:val="Hyperlink"/>
@@ -2523,7 +2573,7 @@
                 <w:rFonts w:ascii="Times New Roman" w:hAnsi="Times New Roman" w:cs="Times New Roman"/>
                 <w:sz w:val="26"/>
                 <w:szCs w:val="26"/>
-                <w:lang w:val="en"/>
+                <w:lang/>
               </w:rPr>
             </w:pPr>
           </w:p>
@@ -2580,7 +2630,7 @@
                 <w:lang w:val="vi-VN"/>
               </w:rPr>
             </w:pPr>
-            <w:hyperlink r:id="rId15" w:history="1">
+            <w:hyperlink r:id="rId21" w:history="1">
               <w:r>
                 <w:rPr>
                   <w:rStyle w:val="Hyperlink"/>
@@ -2670,7 +2720,7 @@
                 <w:rFonts w:ascii="Times New Roman" w:hAnsi="Times New Roman" w:cs="Times New Roman"/>
                 <w:sz w:val="26"/>
                 <w:szCs w:val="26"/>
-                <w:lang w:val="en"/>
+                <w:lang/>
               </w:rPr>
             </w:pPr>
           </w:p>
@@ -2727,7 +2777,7 @@
                 <w:lang w:val="vi-VN"/>
               </w:rPr>
             </w:pPr>
-            <w:hyperlink r:id="rId16" w:history="1">
+            <w:hyperlink r:id="rId22" w:history="1">
               <w:r>
                 <w:rPr>
                   <w:rStyle w:val="Hyperlink"/>
@@ -2822,7 +2872,7 @@
           <w:bCs/>
           <w:sz w:val="32"/>
           <w:szCs w:val="32"/>
-          <w:lang w:val="en"/>
+          <w:lang/>
         </w:rPr>
         <w:lastRenderedPageBreak/>
         <w:t>THÔNG TIN TÀI LI</w:t>
@@ -2877,7 +2927,7 @@
                 <w:rFonts w:ascii="Times New Roman" w:hAnsi="Times New Roman" w:cs="Times New Roman"/>
                 <w:sz w:val="26"/>
                 <w:szCs w:val="26"/>
-                <w:lang w:val="en"/>
+                <w:lang/>
               </w:rPr>
             </w:pPr>
             <w:r>
@@ -2887,7 +2937,7 @@
                 <w:bCs/>
                 <w:sz w:val="26"/>
                 <w:szCs w:val="26"/>
-                <w:lang w:val="en"/>
+                <w:lang/>
               </w:rPr>
               <w:t>Tên d</w:t>
             </w:r>
@@ -2937,14 +2987,8 @@
               </w:rPr>
               <w:t>Xây dựng hệ thống DishNet – Nền tảng mạng xã hội kinh doanh ẩm thực</w:t>
             </w:r>
-            <w:r>
-              <w:rPr>
-                <w:rFonts w:ascii="Times New Roman" w:hAnsi="Times New Roman" w:cs="Times New Roman"/>
-                <w:sz w:val="26"/>
-                <w:szCs w:val="26"/>
-              </w:rPr>
-              <w:t>.</w:t>
-            </w:r>
+            <w:bookmarkStart w:id="0" w:name="_GoBack"/>
+            <w:bookmarkEnd w:id="0"/>
           </w:p>
         </w:tc>
       </w:tr>
@@ -2967,7 +3011,7 @@
                 <w:rFonts w:ascii="Times New Roman" w:hAnsi="Times New Roman" w:cs="Times New Roman"/>
                 <w:sz w:val="26"/>
                 <w:szCs w:val="26"/>
-                <w:lang w:val="en"/>
+                <w:lang/>
               </w:rPr>
             </w:pPr>
             <w:r>
@@ -2977,7 +3021,7 @@
                 <w:bCs/>
                 <w:sz w:val="26"/>
                 <w:szCs w:val="26"/>
-                <w:lang w:val="en"/>
+                <w:lang/>
               </w:rPr>
               <w:t>Tiêu đ</w:t>
             </w:r>
@@ -3031,7 +3075,7 @@
                 <w:rFonts w:ascii="Times New Roman" w:hAnsi="Times New Roman" w:cs="Times New Roman"/>
                 <w:sz w:val="26"/>
                 <w:szCs w:val="26"/>
-                <w:lang w:val="en"/>
+                <w:lang/>
               </w:rPr>
             </w:pPr>
             <w:r>
@@ -3073,7 +3117,7 @@
                 <w:rFonts w:ascii="Times New Roman" w:hAnsi="Times New Roman" w:cs="Times New Roman"/>
                 <w:sz w:val="26"/>
                 <w:szCs w:val="26"/>
-                <w:lang w:val="en"/>
+                <w:lang/>
               </w:rPr>
             </w:pPr>
             <w:r>
@@ -3083,7 +3127,7 @@
                 <w:bCs/>
                 <w:sz w:val="26"/>
                 <w:szCs w:val="26"/>
-                <w:lang w:val="en"/>
+                <w:lang/>
               </w:rPr>
               <w:t>Ngư</w:t>
             </w:r>
@@ -3142,7 +3186,7 @@
           <w:rFonts w:ascii="Times New Roman" w:hAnsi="Times New Roman" w:cs="Times New Roman"/>
           <w:sz w:val="26"/>
           <w:szCs w:val="26"/>
-          <w:lang w:val="en"/>
+          <w:lang/>
         </w:rPr>
       </w:pPr>
     </w:p>
@@ -3169,7 +3213,7 @@
           <w:bCs/>
           <w:sz w:val="32"/>
           <w:szCs w:val="32"/>
-          <w:lang w:val="en"/>
+          <w:lang/>
         </w:rPr>
         <w:t>L</w:t>
       </w:r>
@@ -3247,7 +3291,7 @@
                 <w:rFonts w:ascii="Times New Roman" w:hAnsi="Times New Roman" w:cs="Times New Roman"/>
                 <w:sz w:val="26"/>
                 <w:szCs w:val="26"/>
-                <w:lang w:val="en"/>
+                <w:lang/>
               </w:rPr>
             </w:pPr>
             <w:r>
@@ -3257,7 +3301,7 @@
                 <w:bCs/>
                 <w:sz w:val="26"/>
                 <w:szCs w:val="26"/>
-                <w:lang w:val="en"/>
+                <w:lang/>
               </w:rPr>
               <w:t>Phiên b</w:t>
             </w:r>
@@ -3290,7 +3334,7 @@
                 <w:rFonts w:ascii="Times New Roman" w:hAnsi="Times New Roman" w:cs="Times New Roman"/>
                 <w:sz w:val="26"/>
                 <w:szCs w:val="26"/>
-                <w:lang w:val="en"/>
+                <w:lang/>
               </w:rPr>
             </w:pPr>
             <w:r>
@@ -3300,7 +3344,7 @@
                 <w:bCs/>
                 <w:sz w:val="26"/>
                 <w:szCs w:val="26"/>
-                <w:lang w:val="en"/>
+                <w:lang/>
               </w:rPr>
               <w:t>Ngư</w:t>
             </w:r>
@@ -3333,7 +3377,7 @@
                 <w:rFonts w:ascii="Times New Roman" w:hAnsi="Times New Roman" w:cs="Times New Roman"/>
                 <w:sz w:val="26"/>
                 <w:szCs w:val="26"/>
-                <w:lang w:val="en"/>
+                <w:lang/>
               </w:rPr>
             </w:pPr>
             <w:r>
@@ -3343,7 +3387,7 @@
                 <w:bCs/>
                 <w:sz w:val="26"/>
                 <w:szCs w:val="26"/>
-                <w:lang w:val="en"/>
+                <w:lang/>
               </w:rPr>
               <w:t>Ngày</w:t>
             </w:r>
@@ -3365,7 +3409,7 @@
                 <w:rFonts w:ascii="Times New Roman" w:hAnsi="Times New Roman" w:cs="Times New Roman"/>
                 <w:sz w:val="26"/>
                 <w:szCs w:val="26"/>
-                <w:lang w:val="en"/>
+                <w:lang/>
               </w:rPr>
             </w:pPr>
             <w:r>
@@ -3375,7 +3419,7 @@
                 <w:bCs/>
                 <w:sz w:val="26"/>
                 <w:szCs w:val="26"/>
-                <w:lang w:val="en"/>
+                <w:lang/>
               </w:rPr>
               <w:t>Ghi chú</w:t>
             </w:r>
@@ -3402,15 +3446,15 @@
                 <w:rFonts w:ascii="Times New Roman" w:hAnsi="Times New Roman" w:cs="Times New Roman"/>
                 <w:sz w:val="26"/>
                 <w:szCs w:val="26"/>
-                <w:lang w:val="en"/>
-              </w:rPr>
-            </w:pPr>
-            <w:r>
-              <w:rPr>
-                <w:rFonts w:ascii="Times New Roman" w:hAnsi="Times New Roman" w:cs="Times New Roman"/>
-                <w:sz w:val="26"/>
-                <w:szCs w:val="26"/>
-                <w:lang w:val="en"/>
+                <w:lang/>
+              </w:rPr>
+            </w:pPr>
+            <w:r>
+              <w:rPr>
+                <w:rFonts w:ascii="Times New Roman" w:hAnsi="Times New Roman" w:cs="Times New Roman"/>
+                <w:sz w:val="26"/>
+                <w:szCs w:val="26"/>
+                <w:lang/>
               </w:rPr>
               <w:t>1.0</w:t>
             </w:r>
@@ -3491,15 +3535,15 @@
                 <w:rFonts w:ascii="Times New Roman" w:hAnsi="Times New Roman" w:cs="Times New Roman"/>
                 <w:sz w:val="26"/>
                 <w:szCs w:val="26"/>
-                <w:lang w:val="en"/>
-              </w:rPr>
-            </w:pPr>
-            <w:r>
-              <w:rPr>
-                <w:rFonts w:ascii="Times New Roman" w:hAnsi="Times New Roman" w:cs="Times New Roman"/>
-                <w:sz w:val="26"/>
-                <w:szCs w:val="26"/>
-                <w:lang w:val="en"/>
+                <w:lang/>
+              </w:rPr>
+            </w:pPr>
+            <w:r>
+              <w:rPr>
+                <w:rFonts w:ascii="Times New Roman" w:hAnsi="Times New Roman" w:cs="Times New Roman"/>
+                <w:sz w:val="26"/>
+                <w:szCs w:val="26"/>
+                <w:lang/>
               </w:rPr>
               <w:t>T</w:t>
             </w:r>
@@ -3552,15 +3596,15 @@
                 <w:rFonts w:ascii="Times New Roman" w:hAnsi="Times New Roman" w:cs="Times New Roman"/>
                 <w:sz w:val="26"/>
                 <w:szCs w:val="26"/>
-                <w:lang w:val="en"/>
-              </w:rPr>
-            </w:pPr>
-            <w:r>
-              <w:rPr>
-                <w:rFonts w:ascii="Times New Roman" w:hAnsi="Times New Roman" w:cs="Times New Roman"/>
-                <w:sz w:val="26"/>
-                <w:szCs w:val="26"/>
-                <w:lang w:val="en"/>
+                <w:lang/>
+              </w:rPr>
+            </w:pPr>
+            <w:r>
+              <w:rPr>
+                <w:rFonts w:ascii="Times New Roman" w:hAnsi="Times New Roman" w:cs="Times New Roman"/>
+                <w:sz w:val="26"/>
+                <w:szCs w:val="26"/>
+                <w:lang/>
               </w:rPr>
               <w:t>1.1</w:t>
             </w:r>
@@ -3582,7 +3626,7 @@
                 <w:rFonts w:ascii="Times New Roman" w:hAnsi="Times New Roman" w:cs="Times New Roman"/>
                 <w:sz w:val="26"/>
                 <w:szCs w:val="26"/>
-                <w:lang w:val="en"/>
+                <w:lang/>
               </w:rPr>
             </w:pPr>
             <w:r>
@@ -3694,7 +3738,7 @@
           <w:bCs/>
           <w:sz w:val="32"/>
           <w:szCs w:val="32"/>
-          <w:lang w:val="en"/>
+          <w:lang/>
         </w:rPr>
         <w:lastRenderedPageBreak/>
         <w:t>PHÊ DUY</w:t>
@@ -3804,15 +3848,15 @@
                 <w:rFonts w:ascii="Times New Roman" w:hAnsi="Times New Roman" w:cs="Times New Roman"/>
                 <w:sz w:val="26"/>
                 <w:szCs w:val="26"/>
-                <w:lang w:val="en"/>
-              </w:rPr>
-            </w:pPr>
-            <w:r>
-              <w:rPr>
-                <w:rFonts w:ascii="Times New Roman" w:hAnsi="Times New Roman" w:cs="Times New Roman"/>
-                <w:sz w:val="26"/>
-                <w:szCs w:val="26"/>
-                <w:lang w:val="en"/>
+                <w:lang/>
+              </w:rPr>
+            </w:pPr>
+            <w:r>
+              <w:rPr>
+                <w:rFonts w:ascii="Times New Roman" w:hAnsi="Times New Roman" w:cs="Times New Roman"/>
+                <w:sz w:val="26"/>
+                <w:szCs w:val="26"/>
+                <w:lang/>
               </w:rPr>
               <w:t>Nguy</w:t>
             </w:r>
@@ -3849,7 +3893,7 @@
                 <w:rFonts w:ascii="Times New Roman" w:hAnsi="Times New Roman" w:cs="Times New Roman"/>
                 <w:sz w:val="26"/>
                 <w:szCs w:val="26"/>
-                <w:lang w:val="en"/>
+                <w:lang/>
               </w:rPr>
             </w:pPr>
             <w:r>
@@ -3859,7 +3903,7 @@
                 <w:bCs/>
                 <w:sz w:val="26"/>
                 <w:szCs w:val="26"/>
-                <w:lang w:val="en"/>
+                <w:lang/>
               </w:rPr>
               <w:t>Ch</w:t>
             </w:r>
@@ -3908,7 +3952,7 @@
                 <w:rFonts w:ascii="Times New Roman" w:hAnsi="Times New Roman" w:cs="Times New Roman"/>
                 <w:sz w:val="26"/>
                 <w:szCs w:val="26"/>
-                <w:lang w:val="en"/>
+                <w:lang/>
               </w:rPr>
             </w:pPr>
           </w:p>
@@ -3942,7 +3986,7 @@
                 <w:rFonts w:ascii="Times New Roman" w:hAnsi="Times New Roman" w:cs="Times New Roman"/>
                 <w:sz w:val="26"/>
                 <w:szCs w:val="26"/>
-                <w:lang w:val="en"/>
+                <w:lang/>
               </w:rPr>
             </w:pPr>
           </w:p>
@@ -3969,7 +4013,7 @@
                 <w:rFonts w:ascii="Times New Roman" w:hAnsi="Times New Roman" w:cs="Times New Roman"/>
                 <w:sz w:val="26"/>
                 <w:szCs w:val="26"/>
-                <w:lang w:val="en"/>
+                <w:lang/>
               </w:rPr>
             </w:pPr>
           </w:p>
@@ -3996,7 +4040,7 @@
                 <w:rFonts w:ascii="Times New Roman" w:hAnsi="Times New Roman" w:cs="Times New Roman"/>
                 <w:sz w:val="26"/>
                 <w:szCs w:val="26"/>
-                <w:lang w:val="en"/>
+                <w:lang/>
               </w:rPr>
             </w:pPr>
             <w:r>
@@ -4006,7 +4050,7 @@
                 <w:bCs/>
                 <w:sz w:val="26"/>
                 <w:szCs w:val="26"/>
-                <w:lang w:val="en"/>
+                <w:lang/>
               </w:rPr>
               <w:t>Ngày</w:t>
             </w:r>
@@ -4041,7 +4085,7 @@
                 <w:rFonts w:ascii="Times New Roman" w:hAnsi="Times New Roman" w:cs="Times New Roman"/>
                 <w:sz w:val="26"/>
                 <w:szCs w:val="26"/>
-                <w:lang w:val="en"/>
+                <w:lang/>
               </w:rPr>
               <w:t>…./…./</w:t>
             </w:r>
@@ -4091,7 +4135,7 @@
                 <w:rFonts w:ascii="Times New Roman" w:hAnsi="Times New Roman" w:cs="Times New Roman"/>
                 <w:sz w:val="26"/>
                 <w:szCs w:val="26"/>
-                <w:lang w:val="en"/>
+                <w:lang/>
               </w:rPr>
             </w:pPr>
             <w:r>
@@ -4101,7 +4145,7 @@
                 <w:bCs/>
                 <w:sz w:val="26"/>
                 <w:szCs w:val="26"/>
-                <w:lang w:val="en"/>
+                <w:lang/>
               </w:rPr>
               <w:t>Ch</w:t>
             </w:r>
@@ -4140,15 +4184,15 @@
                 <w:rFonts w:ascii="Times New Roman" w:hAnsi="Times New Roman" w:cs="Times New Roman"/>
                 <w:sz w:val="26"/>
                 <w:szCs w:val="26"/>
-                <w:lang w:val="en"/>
-              </w:rPr>
-            </w:pPr>
-            <w:r>
-              <w:rPr>
-                <w:rFonts w:ascii="Times New Roman" w:hAnsi="Times New Roman" w:cs="Times New Roman"/>
-                <w:sz w:val="26"/>
-                <w:szCs w:val="26"/>
-                <w:lang w:val="en"/>
+                <w:lang/>
+              </w:rPr>
+            </w:pPr>
+            <w:r>
+              <w:rPr>
+                <w:rFonts w:ascii="Times New Roman" w:hAnsi="Times New Roman" w:cs="Times New Roman"/>
+                <w:sz w:val="26"/>
+                <w:szCs w:val="26"/>
+                <w:lang/>
               </w:rPr>
               <w:t>Nguy</w:t>
             </w:r>
@@ -4185,7 +4229,7 @@
                 <w:rFonts w:ascii="Times New Roman" w:hAnsi="Times New Roman" w:cs="Times New Roman"/>
                 <w:sz w:val="26"/>
                 <w:szCs w:val="26"/>
-                <w:lang w:val="en"/>
+                <w:lang/>
               </w:rPr>
             </w:pPr>
             <w:r>
@@ -4195,7 +4239,7 @@
                 <w:bCs/>
                 <w:sz w:val="26"/>
                 <w:szCs w:val="26"/>
-                <w:lang w:val="en"/>
+                <w:lang/>
               </w:rPr>
               <w:t>Ch</w:t>
             </w:r>
@@ -4244,7 +4288,7 @@
                 <w:rFonts w:ascii="Times New Roman" w:hAnsi="Times New Roman" w:cs="Times New Roman"/>
                 <w:sz w:val="26"/>
                 <w:szCs w:val="26"/>
-                <w:lang w:val="en"/>
+                <w:lang/>
               </w:rPr>
             </w:pPr>
           </w:p>
@@ -4277,7 +4321,7 @@
                 <w:rFonts w:ascii="Times New Roman" w:hAnsi="Times New Roman" w:cs="Times New Roman"/>
                 <w:sz w:val="26"/>
                 <w:szCs w:val="26"/>
-                <w:lang w:val="en"/>
+                <w:lang/>
               </w:rPr>
             </w:pPr>
           </w:p>
@@ -4304,7 +4348,7 @@
                 <w:rFonts w:ascii="Times New Roman" w:hAnsi="Times New Roman" w:cs="Times New Roman"/>
                 <w:sz w:val="26"/>
                 <w:szCs w:val="26"/>
-                <w:lang w:val="en"/>
+                <w:lang/>
               </w:rPr>
             </w:pPr>
           </w:p>
@@ -4331,7 +4375,7 @@
                 <w:rFonts w:ascii="Times New Roman" w:hAnsi="Times New Roman" w:cs="Times New Roman"/>
                 <w:sz w:val="26"/>
                 <w:szCs w:val="26"/>
-                <w:lang w:val="en"/>
+                <w:lang/>
               </w:rPr>
             </w:pPr>
             <w:r>
@@ -4341,7 +4385,7 @@
                 <w:bCs/>
                 <w:sz w:val="26"/>
                 <w:szCs w:val="26"/>
-                <w:lang w:val="en"/>
+                <w:lang/>
               </w:rPr>
               <w:t>Ngày</w:t>
             </w:r>
@@ -4376,7 +4420,7 @@
                 <w:rFonts w:ascii="Times New Roman" w:hAnsi="Times New Roman" w:cs="Times New Roman"/>
                 <w:sz w:val="26"/>
                 <w:szCs w:val="26"/>
-                <w:lang w:val="en"/>
+                <w:lang/>
               </w:rPr>
               <w:t>…./…./</w:t>
             </w:r>
@@ -4426,7 +4470,7 @@
                 <w:rFonts w:ascii="Times New Roman" w:hAnsi="Times New Roman" w:cs="Times New Roman"/>
                 <w:sz w:val="26"/>
                 <w:szCs w:val="26"/>
-                <w:lang w:val="en"/>
+                <w:lang/>
               </w:rPr>
             </w:pPr>
             <w:r>
@@ -4436,7 +4480,7 @@
                 <w:bCs/>
                 <w:sz w:val="26"/>
                 <w:szCs w:val="26"/>
-                <w:lang w:val="en"/>
+                <w:lang/>
               </w:rPr>
               <w:t>Qu</w:t>
             </w:r>
@@ -4538,7 +4582,7 @@
                 <w:rFonts w:ascii="Times New Roman" w:hAnsi="Times New Roman" w:cs="Times New Roman"/>
                 <w:sz w:val="26"/>
                 <w:szCs w:val="26"/>
-                <w:lang w:val="en"/>
+                <w:lang/>
               </w:rPr>
             </w:pPr>
             <w:r>
@@ -4548,7 +4592,7 @@
                 <w:bCs/>
                 <w:sz w:val="26"/>
                 <w:szCs w:val="26"/>
-                <w:lang w:val="en"/>
+                <w:lang/>
               </w:rPr>
               <w:t>Ch</w:t>
             </w:r>
@@ -4597,7 +4641,7 @@
                 <w:rFonts w:ascii="Times New Roman" w:hAnsi="Times New Roman" w:cs="Times New Roman"/>
                 <w:sz w:val="26"/>
                 <w:szCs w:val="26"/>
-                <w:lang w:val="en"/>
+                <w:lang/>
               </w:rPr>
             </w:pPr>
           </w:p>
@@ -4630,7 +4674,7 @@
                 <w:rFonts w:ascii="Times New Roman" w:hAnsi="Times New Roman" w:cs="Times New Roman"/>
                 <w:sz w:val="26"/>
                 <w:szCs w:val="26"/>
-                <w:lang w:val="en"/>
+                <w:lang/>
               </w:rPr>
             </w:pPr>
           </w:p>
@@ -4657,7 +4701,7 @@
                 <w:rFonts w:ascii="Times New Roman" w:hAnsi="Times New Roman" w:cs="Times New Roman"/>
                 <w:sz w:val="26"/>
                 <w:szCs w:val="26"/>
-                <w:lang w:val="en"/>
+                <w:lang/>
               </w:rPr>
             </w:pPr>
           </w:p>
@@ -4684,7 +4728,7 @@
                 <w:rFonts w:ascii="Times New Roman" w:hAnsi="Times New Roman" w:cs="Times New Roman"/>
                 <w:sz w:val="26"/>
                 <w:szCs w:val="26"/>
-                <w:lang w:val="en"/>
+                <w:lang/>
               </w:rPr>
             </w:pPr>
             <w:r>
@@ -4694,7 +4738,7 @@
                 <w:bCs/>
                 <w:sz w:val="26"/>
                 <w:szCs w:val="26"/>
-                <w:lang w:val="en"/>
+                <w:lang/>
               </w:rPr>
               <w:t>Ngày</w:t>
             </w:r>
@@ -4729,7 +4773,7 @@
                 <w:rFonts w:ascii="Times New Roman" w:hAnsi="Times New Roman" w:cs="Times New Roman"/>
                 <w:sz w:val="26"/>
                 <w:szCs w:val="26"/>
-                <w:lang w:val="en"/>
+                <w:lang/>
               </w:rPr>
               <w:t>…./…./</w:t>
             </w:r>
@@ -4778,7 +4822,7 @@
                 <w:rFonts w:ascii="Times New Roman" w:hAnsi="Times New Roman" w:cs="Times New Roman"/>
                 <w:sz w:val="26"/>
                 <w:szCs w:val="26"/>
-                <w:lang w:val="en"/>
+                <w:lang/>
               </w:rPr>
             </w:pPr>
             <w:r>
@@ -4788,7 +4832,7 @@
                 <w:bCs/>
                 <w:sz w:val="26"/>
                 <w:szCs w:val="26"/>
-                <w:lang w:val="en"/>
+                <w:lang/>
               </w:rPr>
               <w:t>Thành viên</w:t>
             </w:r>
@@ -4851,7 +4895,7 @@
                 <w:rFonts w:ascii="Times New Roman" w:hAnsi="Times New Roman" w:cs="Times New Roman"/>
                 <w:sz w:val="26"/>
                 <w:szCs w:val="26"/>
-                <w:lang w:val="en"/>
+                <w:lang/>
               </w:rPr>
             </w:pPr>
             <w:r>
@@ -4861,7 +4905,7 @@
                 <w:bCs/>
                 <w:sz w:val="26"/>
                 <w:szCs w:val="26"/>
-                <w:lang w:val="en"/>
+                <w:lang/>
               </w:rPr>
               <w:t>Ch</w:t>
             </w:r>
@@ -4910,7 +4954,7 @@
                 <w:rFonts w:ascii="Times New Roman" w:hAnsi="Times New Roman" w:cs="Times New Roman"/>
                 <w:sz w:val="26"/>
                 <w:szCs w:val="26"/>
-                <w:lang w:val="en"/>
+                <w:lang/>
               </w:rPr>
             </w:pPr>
           </w:p>
@@ -4942,7 +4986,7 @@
                 <w:rFonts w:ascii="Times New Roman" w:hAnsi="Times New Roman" w:cs="Times New Roman"/>
                 <w:sz w:val="26"/>
                 <w:szCs w:val="26"/>
-                <w:lang w:val="en"/>
+                <w:lang/>
               </w:rPr>
             </w:pPr>
           </w:p>
@@ -4969,7 +5013,7 @@
                 <w:rFonts w:ascii="Times New Roman" w:hAnsi="Times New Roman" w:cs="Times New Roman"/>
                 <w:sz w:val="26"/>
                 <w:szCs w:val="26"/>
-                <w:lang w:val="en"/>
+                <w:lang/>
               </w:rPr>
             </w:pPr>
           </w:p>
@@ -4996,7 +5040,7 @@
                 <w:rFonts w:ascii="Times New Roman" w:hAnsi="Times New Roman" w:cs="Times New Roman"/>
                 <w:sz w:val="26"/>
                 <w:szCs w:val="26"/>
-                <w:lang w:val="en"/>
+                <w:lang/>
               </w:rPr>
             </w:pPr>
             <w:r>
@@ -5006,7 +5050,7 @@
                 <w:bCs/>
                 <w:sz w:val="26"/>
                 <w:szCs w:val="26"/>
-                <w:lang w:val="en"/>
+                <w:lang/>
               </w:rPr>
               <w:t>Ngày</w:t>
             </w:r>
@@ -5041,7 +5085,7 @@
                 <w:rFonts w:ascii="Times New Roman" w:hAnsi="Times New Roman" w:cs="Times New Roman"/>
                 <w:sz w:val="26"/>
                 <w:szCs w:val="26"/>
-                <w:lang w:val="en"/>
+                <w:lang/>
               </w:rPr>
               <w:t>…./…./</w:t>
             </w:r>
@@ -5091,7 +5135,7 @@
                 <w:rFonts w:ascii="Times New Roman" w:hAnsi="Times New Roman" w:cs="Times New Roman"/>
                 <w:sz w:val="26"/>
                 <w:szCs w:val="26"/>
-                <w:lang w:val="en"/>
+                <w:lang/>
               </w:rPr>
             </w:pPr>
           </w:p>
@@ -5151,7 +5195,7 @@
                 <w:rFonts w:ascii="Times New Roman" w:hAnsi="Times New Roman" w:cs="Times New Roman"/>
                 <w:sz w:val="26"/>
                 <w:szCs w:val="26"/>
-                <w:lang w:val="en"/>
+                <w:lang/>
               </w:rPr>
             </w:pPr>
             <w:r>
@@ -5161,7 +5205,7 @@
                 <w:bCs/>
                 <w:sz w:val="26"/>
                 <w:szCs w:val="26"/>
-                <w:lang w:val="en"/>
+                <w:lang/>
               </w:rPr>
               <w:t>Ch</w:t>
             </w:r>
@@ -5210,7 +5254,7 @@
                 <w:rFonts w:ascii="Times New Roman" w:hAnsi="Times New Roman" w:cs="Times New Roman"/>
                 <w:sz w:val="26"/>
                 <w:szCs w:val="26"/>
-                <w:lang w:val="en"/>
+                <w:lang/>
               </w:rPr>
             </w:pPr>
           </w:p>
@@ -5242,7 +5286,7 @@
                 <w:rFonts w:ascii="Times New Roman" w:hAnsi="Times New Roman" w:cs="Times New Roman"/>
                 <w:sz w:val="26"/>
                 <w:szCs w:val="26"/>
-                <w:lang w:val="en"/>
+                <w:lang/>
               </w:rPr>
             </w:pPr>
           </w:p>
@@ -5269,7 +5313,7 @@
                 <w:rFonts w:ascii="Times New Roman" w:hAnsi="Times New Roman" w:cs="Times New Roman"/>
                 <w:sz w:val="26"/>
                 <w:szCs w:val="26"/>
-                <w:lang w:val="en"/>
+                <w:lang/>
               </w:rPr>
             </w:pPr>
           </w:p>
@@ -5296,7 +5340,7 @@
                 <w:rFonts w:ascii="Times New Roman" w:hAnsi="Times New Roman" w:cs="Times New Roman"/>
                 <w:sz w:val="26"/>
                 <w:szCs w:val="26"/>
-                <w:lang w:val="en"/>
+                <w:lang/>
               </w:rPr>
             </w:pPr>
             <w:r>
@@ -5306,7 +5350,7 @@
                 <w:bCs/>
                 <w:sz w:val="26"/>
                 <w:szCs w:val="26"/>
-                <w:lang w:val="en"/>
+                <w:lang/>
               </w:rPr>
               <w:t>Ngày</w:t>
             </w:r>
@@ -5341,7 +5385,7 @@
                 <w:rFonts w:ascii="Times New Roman" w:hAnsi="Times New Roman" w:cs="Times New Roman"/>
                 <w:sz w:val="26"/>
                 <w:szCs w:val="26"/>
-                <w:lang w:val="en"/>
+                <w:lang/>
               </w:rPr>
               <w:t>…./…./</w:t>
             </w:r>
@@ -5391,7 +5435,7 @@
                 <w:rFonts w:ascii="Times New Roman" w:hAnsi="Times New Roman" w:cs="Times New Roman"/>
                 <w:sz w:val="26"/>
                 <w:szCs w:val="26"/>
-                <w:lang w:val="en"/>
+                <w:lang/>
               </w:rPr>
             </w:pPr>
           </w:p>
@@ -5450,7 +5494,7 @@
                 <w:rFonts w:ascii="Times New Roman" w:hAnsi="Times New Roman" w:cs="Times New Roman"/>
                 <w:sz w:val="26"/>
                 <w:szCs w:val="26"/>
-                <w:lang w:val="en"/>
+                <w:lang/>
               </w:rPr>
             </w:pPr>
             <w:r>
@@ -5460,7 +5504,7 @@
                 <w:bCs/>
                 <w:sz w:val="26"/>
                 <w:szCs w:val="26"/>
-                <w:lang w:val="en"/>
+                <w:lang/>
               </w:rPr>
               <w:t>Ch</w:t>
             </w:r>
@@ -5509,7 +5553,7 @@
                 <w:rFonts w:ascii="Times New Roman" w:hAnsi="Times New Roman" w:cs="Times New Roman"/>
                 <w:sz w:val="26"/>
                 <w:szCs w:val="26"/>
-                <w:lang w:val="en"/>
+                <w:lang/>
               </w:rPr>
             </w:pPr>
           </w:p>
@@ -5541,7 +5585,7 @@
                 <w:rFonts w:ascii="Times New Roman" w:hAnsi="Times New Roman" w:cs="Times New Roman"/>
                 <w:sz w:val="26"/>
                 <w:szCs w:val="26"/>
-                <w:lang w:val="en"/>
+                <w:lang/>
               </w:rPr>
             </w:pPr>
           </w:p>
@@ -5569,7 +5613,7 @@
                 <w:rFonts w:ascii="Times New Roman" w:hAnsi="Times New Roman" w:cs="Times New Roman"/>
                 <w:sz w:val="26"/>
                 <w:szCs w:val="26"/>
-                <w:lang w:val="en"/>
+                <w:lang/>
               </w:rPr>
             </w:pPr>
           </w:p>
@@ -5596,7 +5640,7 @@
                 <w:rFonts w:ascii="Times New Roman" w:hAnsi="Times New Roman" w:cs="Times New Roman"/>
                 <w:sz w:val="26"/>
                 <w:szCs w:val="26"/>
-                <w:lang w:val="en"/>
+                <w:lang/>
               </w:rPr>
             </w:pPr>
             <w:r>
@@ -5606,7 +5650,7 @@
                 <w:bCs/>
                 <w:sz w:val="26"/>
                 <w:szCs w:val="26"/>
-                <w:lang w:val="en"/>
+                <w:lang/>
               </w:rPr>
               <w:t>Ngày</w:t>
             </w:r>
@@ -5641,7 +5685,7 @@
                 <w:rFonts w:ascii="Times New Roman" w:hAnsi="Times New Roman" w:cs="Times New Roman"/>
                 <w:sz w:val="26"/>
                 <w:szCs w:val="26"/>
-                <w:lang w:val="en"/>
+                <w:lang/>
               </w:rPr>
               <w:t>…./…./</w:t>
             </w:r>
@@ -5691,7 +5735,7 @@
                 <w:rFonts w:ascii="Times New Roman" w:hAnsi="Times New Roman" w:cs="Times New Roman"/>
                 <w:sz w:val="26"/>
                 <w:szCs w:val="26"/>
-                <w:lang w:val="en"/>
+                <w:lang/>
               </w:rPr>
             </w:pPr>
           </w:p>
@@ -5756,7 +5800,7 @@
                 <w:bCs/>
                 <w:sz w:val="26"/>
                 <w:szCs w:val="26"/>
-                <w:lang w:val="en"/>
+                <w:lang/>
               </w:rPr>
             </w:pPr>
             <w:r>
@@ -5766,7 +5810,7 @@
                 <w:bCs/>
                 <w:sz w:val="26"/>
                 <w:szCs w:val="26"/>
-                <w:lang w:val="en"/>
+                <w:lang/>
               </w:rPr>
               <w:t>Ch</w:t>
             </w:r>
@@ -5815,7 +5859,7 @@
                 <w:rFonts w:ascii="Times New Roman" w:hAnsi="Times New Roman" w:cs="Times New Roman"/>
                 <w:sz w:val="26"/>
                 <w:szCs w:val="26"/>
-                <w:lang w:val="en"/>
+                <w:lang/>
               </w:rPr>
             </w:pPr>
           </w:p>
@@ -5848,7 +5892,7 @@
                 <w:rFonts w:ascii="Times New Roman" w:hAnsi="Times New Roman" w:cs="Times New Roman"/>
                 <w:sz w:val="26"/>
                 <w:szCs w:val="26"/>
-                <w:lang w:val="en"/>
+                <w:lang/>
               </w:rPr>
             </w:pPr>
           </w:p>
@@ -5875,7 +5919,7 @@
                 <w:rFonts w:ascii="Times New Roman" w:hAnsi="Times New Roman" w:cs="Times New Roman"/>
                 <w:sz w:val="26"/>
                 <w:szCs w:val="26"/>
-                <w:lang w:val="en"/>
+                <w:lang/>
               </w:rPr>
             </w:pPr>
           </w:p>
@@ -5904,7 +5948,7 @@
                 <w:bCs/>
                 <w:sz w:val="26"/>
                 <w:szCs w:val="26"/>
-                <w:lang w:val="en"/>
+                <w:lang/>
               </w:rPr>
             </w:pPr>
             <w:r>
@@ -5914,7 +5958,7 @@
                 <w:bCs/>
                 <w:sz w:val="26"/>
                 <w:szCs w:val="26"/>
-                <w:lang w:val="en"/>
+                <w:lang/>
               </w:rPr>
               <w:t>Ngày</w:t>
             </w:r>
@@ -5949,7 +5993,7 @@
                 <w:rFonts w:ascii="Times New Roman" w:hAnsi="Times New Roman" w:cs="Times New Roman"/>
                 <w:sz w:val="26"/>
                 <w:szCs w:val="26"/>
-                <w:lang w:val="en"/>
+                <w:lang/>
               </w:rPr>
               <w:t>…./…./</w:t>
             </w:r>
@@ -6178,7 +6222,7 @@
                 <w:sz w:val="26"/>
                 <w:szCs w:val="26"/>
               </w:rPr>
-              <w:t>4</w:t>
+              <w:t>5</w:t>
             </w:r>
             <w:r>
               <w:rPr>
@@ -6290,7 +6334,7 @@
                 <w:sz w:val="26"/>
                 <w:szCs w:val="26"/>
               </w:rPr>
-              <w:t>4</w:t>
+              <w:t>5</w:t>
             </w:r>
             <w:r>
               <w:rPr>
@@ -6402,7 +6446,7 @@
                 <w:sz w:val="26"/>
                 <w:szCs w:val="26"/>
               </w:rPr>
-              <w:t>4</w:t>
+              <w:t>5</w:t>
             </w:r>
             <w:r>
               <w:rPr>
@@ -6514,7 +6558,7 @@
                 <w:sz w:val="26"/>
                 <w:szCs w:val="26"/>
               </w:rPr>
-              <w:t>4</w:t>
+              <w:t>5</w:t>
             </w:r>
             <w:r>
               <w:rPr>
@@ -6626,7 +6670,7 @@
                 <w:sz w:val="26"/>
                 <w:szCs w:val="26"/>
               </w:rPr>
-              <w:t>4</w:t>
+              <w:t>5</w:t>
             </w:r>
             <w:r>
               <w:rPr>
@@ -6738,7 +6782,7 @@
                 <w:sz w:val="26"/>
                 <w:szCs w:val="26"/>
               </w:rPr>
-              <w:t>4</w:t>
+              <w:t>5</w:t>
             </w:r>
             <w:r>
               <w:rPr>
@@ -6850,7 +6894,7 @@
                 <w:sz w:val="26"/>
                 <w:szCs w:val="26"/>
               </w:rPr>
-              <w:t>5</w:t>
+              <w:t>6</w:t>
             </w:r>
             <w:r>
               <w:rPr>
@@ -6962,7 +7006,7 @@
                 <w:sz w:val="26"/>
                 <w:szCs w:val="26"/>
               </w:rPr>
-              <w:t>5</w:t>
+              <w:t>6</w:t>
             </w:r>
             <w:r>
               <w:rPr>
@@ -7324,7 +7368,23 @@
           <w:sz w:val="26"/>
           <w:szCs w:val="26"/>
         </w:rPr>
-        <w:t>Gặp gỡ giáo viên hướng dẫn để tìm ra vấn dề làm tìm phương pháp giải quyết vấn đề.</w:t>
+        <w:t xml:space="preserve">Gặp gỡ giáo viên hướng dẫn để tìm ra vấn </w:t>
+      </w:r>
+      <w:r>
+        <w:rPr>
+          <w:rFonts w:ascii="Times New Roman" w:hAnsi="Times New Roman" w:cs="Times New Roman"/>
+          <w:sz w:val="26"/>
+          <w:szCs w:val="26"/>
+        </w:rPr>
+        <w:t>đề</w:t>
+      </w:r>
+      <w:r>
+        <w:rPr>
+          <w:rFonts w:ascii="Times New Roman" w:hAnsi="Times New Roman" w:cs="Times New Roman"/>
+          <w:sz w:val="26"/>
+          <w:szCs w:val="26"/>
+        </w:rPr>
+        <w:t xml:space="preserve"> làm tìm phương pháp giải quyết vấn đề.</w:t>
       </w:r>
     </w:p>
     <w:p>
@@ -8006,8 +8066,8 @@
       </w:r>
     </w:p>
     <w:sectPr>
-      <w:headerReference w:type="default" r:id="rId17"/>
-      <w:footerReference w:type="default" r:id="rId18"/>
+      <w:headerReference w:type="default" r:id="rId23"/>
+      <w:footerReference w:type="default" r:id="rId24"/>
       <w:pgSz w:w="11907" w:h="16839" w:code="9"/>
       <w:pgMar w:top="1418" w:right="1134" w:bottom="1418" w:left="1701" w:header="720" w:footer="720" w:gutter="0"/>
       <w:pgNumType w:start="1"/>
@@ -8019,7 +8079,7 @@
 </file>
 
 <file path=word/endnotes.xml><?xml version="1.0" encoding="utf-8"?>
-<w:endnotes xmlns:wpc="http://schemas.microsoft.com/office/word/2010/wordprocessingCanvas" xmlns:cx="http://schemas.microsoft.com/office/drawing/2014/chartex" xmlns:mc="http://schemas.openxmlformats.org/markup-compatibility/2006" xmlns:o="urn:schemas-microsoft-com:office:office" xmlns:r="http://schemas.openxmlformats.org/officeDocument/2006/relationships" xmlns:m="http://schemas.openxmlformats.org/officeDocument/2006/math" xmlns:v="urn:schemas-microsoft-com:vml" xmlns:wp14="http://schemas.microsoft.com/office/word/2010/wordprocessingDrawing" xmlns:wp="http://schemas.openxmlformats.org/drawingml/2006/wordprocessingDrawing" xmlns:w10="urn:schemas-microsoft-com:office:word" xmlns:w="http://schemas.openxmlformats.org/wordprocessingml/2006/main" xmlns:w14="http://schemas.microsoft.com/office/word/2010/wordml" xmlns:w15="http://schemas.microsoft.com/office/word/2012/wordml" xmlns:w16se="http://schemas.microsoft.com/office/word/2015/wordml/symex" xmlns:wpg="http://schemas.microsoft.com/office/word/2010/wordprocessingGroup" xmlns:wpi="http://schemas.microsoft.com/office/word/2010/wordprocessingInk" xmlns:wne="http://schemas.microsoft.com/office/word/2006/wordml" xmlns:wps="http://schemas.microsoft.com/office/word/2010/wordprocessingShape" mc:Ignorable="w14 w15 w16se wp14">
+<w:endnotes xmlns:wpc="http://schemas.microsoft.com/office/word/2010/wordprocessingCanvas" xmlns:mc="http://schemas.openxmlformats.org/markup-compatibility/2006" xmlns:o="urn:schemas-microsoft-com:office:office" xmlns:r="http://schemas.openxmlformats.org/officeDocument/2006/relationships" xmlns:m="http://schemas.openxmlformats.org/officeDocument/2006/math" xmlns:v="urn:schemas-microsoft-com:vml" xmlns:wp14="http://schemas.microsoft.com/office/word/2010/wordprocessingDrawing" xmlns:wp="http://schemas.openxmlformats.org/drawingml/2006/wordprocessingDrawing" xmlns:w10="urn:schemas-microsoft-com:office:word" xmlns:w="http://schemas.openxmlformats.org/wordprocessingml/2006/main" xmlns:w14="http://schemas.microsoft.com/office/word/2010/wordml" xmlns:wpg="http://schemas.microsoft.com/office/word/2010/wordprocessingGroup" xmlns:wpi="http://schemas.microsoft.com/office/word/2010/wordprocessingInk" xmlns:wne="http://schemas.microsoft.com/office/word/2006/wordml" xmlns:wps="http://schemas.microsoft.com/office/word/2010/wordprocessingShape" mc:Ignorable="w14 wp14">
   <w:endnote w:type="separator" w:id="-1">
     <w:p>
       <w:pPr>
@@ -8044,7 +8104,17 @@
 </file>
 
 <file path=word/footer1.xml><?xml version="1.0" encoding="utf-8"?>
-<w:ftr xmlns:wpc="http://schemas.microsoft.com/office/word/2010/wordprocessingCanvas" xmlns:cx="http://schemas.microsoft.com/office/drawing/2014/chartex" xmlns:mc="http://schemas.openxmlformats.org/markup-compatibility/2006" xmlns:o="urn:schemas-microsoft-com:office:office" xmlns:r="http://schemas.openxmlformats.org/officeDocument/2006/relationships" xmlns:m="http://schemas.openxmlformats.org/officeDocument/2006/math" xmlns:v="urn:schemas-microsoft-com:vml" xmlns:wp14="http://schemas.microsoft.com/office/word/2010/wordprocessingDrawing" xmlns:wp="http://schemas.openxmlformats.org/drawingml/2006/wordprocessingDrawing" xmlns:w10="urn:schemas-microsoft-com:office:word" xmlns:w="http://schemas.openxmlformats.org/wordprocessingml/2006/main" xmlns:w14="http://schemas.microsoft.com/office/word/2010/wordml" xmlns:w15="http://schemas.microsoft.com/office/word/2012/wordml" xmlns:w16se="http://schemas.microsoft.com/office/word/2015/wordml/symex" xmlns:wpg="http://schemas.microsoft.com/office/word/2010/wordprocessingGroup" xmlns:wpi="http://schemas.microsoft.com/office/word/2010/wordprocessingInk" xmlns:wne="http://schemas.microsoft.com/office/word/2006/wordml" xmlns:wps="http://schemas.microsoft.com/office/word/2010/wordprocessingShape" mc:Ignorable="w14 w15 w16se wp14">
+<w:ftr xmlns:wpc="http://schemas.microsoft.com/office/word/2010/wordprocessingCanvas" xmlns:mc="http://schemas.openxmlformats.org/markup-compatibility/2006" xmlns:o="urn:schemas-microsoft-com:office:office" xmlns:r="http://schemas.openxmlformats.org/officeDocument/2006/relationships" xmlns:m="http://schemas.openxmlformats.org/officeDocument/2006/math" xmlns:v="urn:schemas-microsoft-com:vml" xmlns:wp14="http://schemas.microsoft.com/office/word/2010/wordprocessingDrawing" xmlns:wp="http://schemas.openxmlformats.org/drawingml/2006/wordprocessingDrawing" xmlns:w10="urn:schemas-microsoft-com:office:word" xmlns:w="http://schemas.openxmlformats.org/wordprocessingml/2006/main" xmlns:w14="http://schemas.microsoft.com/office/word/2010/wordml" xmlns:wpg="http://schemas.microsoft.com/office/word/2010/wordprocessingGroup" xmlns:wpi="http://schemas.microsoft.com/office/word/2010/wordprocessingInk" xmlns:wne="http://schemas.microsoft.com/office/word/2006/wordml" xmlns:wps="http://schemas.microsoft.com/office/word/2010/wordprocessingShape" mc:Ignorable="w14 wp14">
+  <w:p>
+    <w:pPr>
+      <w:pStyle w:val="Footer"/>
+    </w:pPr>
+  </w:p>
+</w:ftr>
+</file>
+
+<file path=word/footer2.xml><?xml version="1.0" encoding="utf-8"?>
+<w:ftr xmlns:wpc="http://schemas.microsoft.com/office/word/2010/wordprocessingCanvas" xmlns:mc="http://schemas.openxmlformats.org/markup-compatibility/2006" xmlns:o="urn:schemas-microsoft-com:office:office" xmlns:r="http://schemas.openxmlformats.org/officeDocument/2006/relationships" xmlns:m="http://schemas.openxmlformats.org/officeDocument/2006/math" xmlns:v="urn:schemas-microsoft-com:vml" xmlns:wp14="http://schemas.microsoft.com/office/word/2010/wordprocessingDrawing" xmlns:wp="http://schemas.openxmlformats.org/drawingml/2006/wordprocessingDrawing" xmlns:w10="urn:schemas-microsoft-com:office:word" xmlns:w="http://schemas.openxmlformats.org/wordprocessingml/2006/main" xmlns:w14="http://schemas.microsoft.com/office/word/2010/wordml" xmlns:wpg="http://schemas.microsoft.com/office/word/2010/wordprocessingGroup" xmlns:wpi="http://schemas.microsoft.com/office/word/2010/wordprocessingInk" xmlns:wne="http://schemas.microsoft.com/office/word/2006/wordml" xmlns:wps="http://schemas.microsoft.com/office/word/2010/wordprocessingShape" mc:Ignorable="w14 wp14">
   <w:p>
     <w:pPr>
       <w:pStyle w:val="Footer"/>
@@ -8059,8 +8129,18 @@
 </w:ftr>
 </file>
 
-<file path=word/footer2.xml><?xml version="1.0" encoding="utf-8"?>
-<w:ftr xmlns:wpc="http://schemas.microsoft.com/office/word/2010/wordprocessingCanvas" xmlns:cx="http://schemas.microsoft.com/office/drawing/2014/chartex" xmlns:mc="http://schemas.openxmlformats.org/markup-compatibility/2006" xmlns:o="urn:schemas-microsoft-com:office:office" xmlns:r="http://schemas.openxmlformats.org/officeDocument/2006/relationships" xmlns:m="http://schemas.openxmlformats.org/officeDocument/2006/math" xmlns:v="urn:schemas-microsoft-com:vml" xmlns:wp14="http://schemas.microsoft.com/office/word/2010/wordprocessingDrawing" xmlns:wp="http://schemas.openxmlformats.org/drawingml/2006/wordprocessingDrawing" xmlns:w10="urn:schemas-microsoft-com:office:word" xmlns:w="http://schemas.openxmlformats.org/wordprocessingml/2006/main" xmlns:w14="http://schemas.microsoft.com/office/word/2010/wordml" xmlns:w15="http://schemas.microsoft.com/office/word/2012/wordml" xmlns:w16se="http://schemas.microsoft.com/office/word/2015/wordml/symex" xmlns:wpg="http://schemas.microsoft.com/office/word/2010/wordprocessingGroup" xmlns:wpi="http://schemas.microsoft.com/office/word/2010/wordprocessingInk" xmlns:wne="http://schemas.microsoft.com/office/word/2006/wordml" xmlns:wps="http://schemas.microsoft.com/office/word/2010/wordprocessingShape" mc:Ignorable="w14 w15 w16se wp14">
+<file path=word/footer3.xml><?xml version="1.0" encoding="utf-8"?>
+<w:ftr xmlns:wpc="http://schemas.microsoft.com/office/word/2010/wordprocessingCanvas" xmlns:mc="http://schemas.openxmlformats.org/markup-compatibility/2006" xmlns:o="urn:schemas-microsoft-com:office:office" xmlns:r="http://schemas.openxmlformats.org/officeDocument/2006/relationships" xmlns:m="http://schemas.openxmlformats.org/officeDocument/2006/math" xmlns:v="urn:schemas-microsoft-com:vml" xmlns:wp14="http://schemas.microsoft.com/office/word/2010/wordprocessingDrawing" xmlns:wp="http://schemas.openxmlformats.org/drawingml/2006/wordprocessingDrawing" xmlns:w10="urn:schemas-microsoft-com:office:word" xmlns:w="http://schemas.openxmlformats.org/wordprocessingml/2006/main" xmlns:w14="http://schemas.microsoft.com/office/word/2010/wordml" xmlns:wpg="http://schemas.microsoft.com/office/word/2010/wordprocessingGroup" xmlns:wpi="http://schemas.microsoft.com/office/word/2010/wordprocessingInk" xmlns:wne="http://schemas.microsoft.com/office/word/2006/wordml" xmlns:wps="http://schemas.microsoft.com/office/word/2010/wordprocessingShape" mc:Ignorable="w14 wp14">
+  <w:p>
+    <w:pPr>
+      <w:pStyle w:val="Footer"/>
+    </w:pPr>
+  </w:p>
+</w:ftr>
+</file>
+
+<file path=word/footer4.xml><?xml version="1.0" encoding="utf-8"?>
+<w:ftr xmlns:wpc="http://schemas.microsoft.com/office/word/2010/wordprocessingCanvas" xmlns:mc="http://schemas.openxmlformats.org/markup-compatibility/2006" xmlns:o="urn:schemas-microsoft-com:office:office" xmlns:r="http://schemas.openxmlformats.org/officeDocument/2006/relationships" xmlns:m="http://schemas.openxmlformats.org/officeDocument/2006/math" xmlns:v="urn:schemas-microsoft-com:vml" xmlns:wp14="http://schemas.microsoft.com/office/word/2010/wordprocessingDrawing" xmlns:wp="http://schemas.openxmlformats.org/drawingml/2006/wordprocessingDrawing" xmlns:w10="urn:schemas-microsoft-com:office:word" xmlns:w="http://schemas.openxmlformats.org/wordprocessingml/2006/main" xmlns:w14="http://schemas.microsoft.com/office/word/2010/wordml" xmlns:wpg="http://schemas.microsoft.com/office/word/2010/wordprocessingGroup" xmlns:wpi="http://schemas.microsoft.com/office/word/2010/wordprocessingInk" xmlns:wne="http://schemas.microsoft.com/office/word/2006/wordml" xmlns:wps="http://schemas.microsoft.com/office/word/2010/wordprocessingShape" mc:Ignorable="w14 wp14">
   <w:p>
     <w:pPr>
       <w:pStyle w:val="Footer"/>
@@ -8136,7 +8216,7 @@
         <w:sz w:val="26"/>
         <w:szCs w:val="26"/>
       </w:rPr>
-      <w:t>6</w:t>
+      <w:t>4</w:t>
     </w:r>
     <w:r>
       <w:rPr>
@@ -8148,16 +8228,11 @@
       <w:fldChar w:fldCharType="end"/>
     </w:r>
   </w:p>
-  <w:p>
-    <w:pPr>
-      <w:pStyle w:val="Footer"/>
-    </w:pPr>
-  </w:p>
 </w:ftr>
 </file>
 
 <file path=word/footnotes.xml><?xml version="1.0" encoding="utf-8"?>
-<w:footnotes xmlns:wpc="http://schemas.microsoft.com/office/word/2010/wordprocessingCanvas" xmlns:cx="http://schemas.microsoft.com/office/drawing/2014/chartex" xmlns:mc="http://schemas.openxmlformats.org/markup-compatibility/2006" xmlns:o="urn:schemas-microsoft-com:office:office" xmlns:r="http://schemas.openxmlformats.org/officeDocument/2006/relationships" xmlns:m="http://schemas.openxmlformats.org/officeDocument/2006/math" xmlns:v="urn:schemas-microsoft-com:vml" xmlns:wp14="http://schemas.microsoft.com/office/word/2010/wordprocessingDrawing" xmlns:wp="http://schemas.openxmlformats.org/drawingml/2006/wordprocessingDrawing" xmlns:w10="urn:schemas-microsoft-com:office:word" xmlns:w="http://schemas.openxmlformats.org/wordprocessingml/2006/main" xmlns:w14="http://schemas.microsoft.com/office/word/2010/wordml" xmlns:w15="http://schemas.microsoft.com/office/word/2012/wordml" xmlns:w16se="http://schemas.microsoft.com/office/word/2015/wordml/symex" xmlns:wpg="http://schemas.microsoft.com/office/word/2010/wordprocessingGroup" xmlns:wpi="http://schemas.microsoft.com/office/word/2010/wordprocessingInk" xmlns:wne="http://schemas.microsoft.com/office/word/2006/wordml" xmlns:wps="http://schemas.microsoft.com/office/word/2010/wordprocessingShape" mc:Ignorable="w14 w15 w16se wp14">
+<w:footnotes xmlns:wpc="http://schemas.microsoft.com/office/word/2010/wordprocessingCanvas" xmlns:mc="http://schemas.openxmlformats.org/markup-compatibility/2006" xmlns:o="urn:schemas-microsoft-com:office:office" xmlns:r="http://schemas.openxmlformats.org/officeDocument/2006/relationships" xmlns:m="http://schemas.openxmlformats.org/officeDocument/2006/math" xmlns:v="urn:schemas-microsoft-com:vml" xmlns:wp14="http://schemas.microsoft.com/office/word/2010/wordprocessingDrawing" xmlns:wp="http://schemas.openxmlformats.org/drawingml/2006/wordprocessingDrawing" xmlns:w10="urn:schemas-microsoft-com:office:word" xmlns:w="http://schemas.openxmlformats.org/wordprocessingml/2006/main" xmlns:w14="http://schemas.microsoft.com/office/word/2010/wordml" xmlns:wpg="http://schemas.microsoft.com/office/word/2010/wordprocessingGroup" xmlns:wpi="http://schemas.microsoft.com/office/word/2010/wordprocessingInk" xmlns:wne="http://schemas.microsoft.com/office/word/2006/wordml" xmlns:wps="http://schemas.microsoft.com/office/word/2010/wordprocessingShape" mc:Ignorable="w14 wp14">
   <w:footnote w:type="separator" w:id="-1">
     <w:p>
       <w:pPr>
@@ -8182,7 +8257,37 @@
 </file>
 
 <file path=word/header1.xml><?xml version="1.0" encoding="utf-8"?>
-<w:hdr xmlns:wpc="http://schemas.microsoft.com/office/word/2010/wordprocessingCanvas" xmlns:cx="http://schemas.microsoft.com/office/drawing/2014/chartex" xmlns:mc="http://schemas.openxmlformats.org/markup-compatibility/2006" xmlns:o="urn:schemas-microsoft-com:office:office" xmlns:r="http://schemas.openxmlformats.org/officeDocument/2006/relationships" xmlns:m="http://schemas.openxmlformats.org/officeDocument/2006/math" xmlns:v="urn:schemas-microsoft-com:vml" xmlns:wp14="http://schemas.microsoft.com/office/word/2010/wordprocessingDrawing" xmlns:wp="http://schemas.openxmlformats.org/drawingml/2006/wordprocessingDrawing" xmlns:w10="urn:schemas-microsoft-com:office:word" xmlns:w="http://schemas.openxmlformats.org/wordprocessingml/2006/main" xmlns:w14="http://schemas.microsoft.com/office/word/2010/wordml" xmlns:w15="http://schemas.microsoft.com/office/word/2012/wordml" xmlns:w16se="http://schemas.microsoft.com/office/word/2015/wordml/symex" xmlns:wpg="http://schemas.microsoft.com/office/word/2010/wordprocessingGroup" xmlns:wpi="http://schemas.microsoft.com/office/word/2010/wordprocessingInk" xmlns:wne="http://schemas.microsoft.com/office/word/2006/wordml" xmlns:wps="http://schemas.microsoft.com/office/word/2010/wordprocessingShape" mc:Ignorable="w14 w15 w16se wp14">
+<w:hdr xmlns:wpc="http://schemas.microsoft.com/office/word/2010/wordprocessingCanvas" xmlns:mc="http://schemas.openxmlformats.org/markup-compatibility/2006" xmlns:o="urn:schemas-microsoft-com:office:office" xmlns:r="http://schemas.openxmlformats.org/officeDocument/2006/relationships" xmlns:m="http://schemas.openxmlformats.org/officeDocument/2006/math" xmlns:v="urn:schemas-microsoft-com:vml" xmlns:wp14="http://schemas.microsoft.com/office/word/2010/wordprocessingDrawing" xmlns:wp="http://schemas.openxmlformats.org/drawingml/2006/wordprocessingDrawing" xmlns:w10="urn:schemas-microsoft-com:office:word" xmlns:w="http://schemas.openxmlformats.org/wordprocessingml/2006/main" xmlns:w14="http://schemas.microsoft.com/office/word/2010/wordml" xmlns:wpg="http://schemas.microsoft.com/office/word/2010/wordprocessingGroup" xmlns:wpi="http://schemas.microsoft.com/office/word/2010/wordprocessingInk" xmlns:wne="http://schemas.microsoft.com/office/word/2006/wordml" xmlns:wps="http://schemas.microsoft.com/office/word/2010/wordprocessingShape" mc:Ignorable="w14 wp14">
+  <w:p>
+    <w:pPr>
+      <w:pStyle w:val="Header"/>
+    </w:pPr>
+  </w:p>
+</w:hdr>
+</file>
+
+<file path=word/header2.xml><?xml version="1.0" encoding="utf-8"?>
+<w:hdr xmlns:wpc="http://schemas.microsoft.com/office/word/2010/wordprocessingCanvas" xmlns:mc="http://schemas.openxmlformats.org/markup-compatibility/2006" xmlns:o="urn:schemas-microsoft-com:office:office" xmlns:r="http://schemas.openxmlformats.org/officeDocument/2006/relationships" xmlns:m="http://schemas.openxmlformats.org/officeDocument/2006/math" xmlns:v="urn:schemas-microsoft-com:vml" xmlns:wp14="http://schemas.microsoft.com/office/word/2010/wordprocessingDrawing" xmlns:wp="http://schemas.openxmlformats.org/drawingml/2006/wordprocessingDrawing" xmlns:w10="urn:schemas-microsoft-com:office:word" xmlns:w="http://schemas.openxmlformats.org/wordprocessingml/2006/main" xmlns:w14="http://schemas.microsoft.com/office/word/2010/wordml" xmlns:wpg="http://schemas.microsoft.com/office/word/2010/wordprocessingGroup" xmlns:wpi="http://schemas.microsoft.com/office/word/2010/wordprocessingInk" xmlns:wne="http://schemas.microsoft.com/office/word/2006/wordml" xmlns:wps="http://schemas.microsoft.com/office/word/2010/wordprocessingShape" mc:Ignorable="w14 wp14">
+  <w:p>
+    <w:pPr>
+      <w:pStyle w:val="Header"/>
+    </w:pPr>
+  </w:p>
+</w:hdr>
+</file>
+
+<file path=word/header3.xml><?xml version="1.0" encoding="utf-8"?>
+<w:hdr xmlns:wpc="http://schemas.microsoft.com/office/word/2010/wordprocessingCanvas" xmlns:mc="http://schemas.openxmlformats.org/markup-compatibility/2006" xmlns:o="urn:schemas-microsoft-com:office:office" xmlns:r="http://schemas.openxmlformats.org/officeDocument/2006/relationships" xmlns:m="http://schemas.openxmlformats.org/officeDocument/2006/math" xmlns:v="urn:schemas-microsoft-com:vml" xmlns:wp14="http://schemas.microsoft.com/office/word/2010/wordprocessingDrawing" xmlns:wp="http://schemas.openxmlformats.org/drawingml/2006/wordprocessingDrawing" xmlns:w10="urn:schemas-microsoft-com:office:word" xmlns:w="http://schemas.openxmlformats.org/wordprocessingml/2006/main" xmlns:w14="http://schemas.microsoft.com/office/word/2010/wordml" xmlns:wpg="http://schemas.microsoft.com/office/word/2010/wordprocessingGroup" xmlns:wpi="http://schemas.microsoft.com/office/word/2010/wordprocessingInk" xmlns:wne="http://schemas.microsoft.com/office/word/2006/wordml" xmlns:wps="http://schemas.microsoft.com/office/word/2010/wordprocessingShape" mc:Ignorable="w14 wp14">
+  <w:p>
+    <w:pPr>
+      <w:pStyle w:val="Header"/>
+    </w:pPr>
+  </w:p>
+</w:hdr>
+</file>
+
+<file path=word/header4.xml><?xml version="1.0" encoding="utf-8"?>
+<w:hdr xmlns:wpc="http://schemas.microsoft.com/office/word/2010/wordprocessingCanvas" xmlns:mc="http://schemas.openxmlformats.org/markup-compatibility/2006" xmlns:o="urn:schemas-microsoft-com:office:office" xmlns:r="http://schemas.openxmlformats.org/officeDocument/2006/relationships" xmlns:m="http://schemas.openxmlformats.org/officeDocument/2006/math" xmlns:v="urn:schemas-microsoft-com:vml" xmlns:wp14="http://schemas.microsoft.com/office/word/2010/wordprocessingDrawing" xmlns:wp="http://schemas.openxmlformats.org/drawingml/2006/wordprocessingDrawing" xmlns:w10="urn:schemas-microsoft-com:office:word" xmlns:w="http://schemas.openxmlformats.org/wordprocessingml/2006/main" xmlns:w14="http://schemas.microsoft.com/office/word/2010/wordml" xmlns:wpg="http://schemas.microsoft.com/office/word/2010/wordprocessingGroup" xmlns:wpi="http://schemas.microsoft.com/office/word/2010/wordprocessingInk" xmlns:wne="http://schemas.microsoft.com/office/word/2006/wordml" xmlns:wps="http://schemas.microsoft.com/office/word/2010/wordprocessingShape" mc:Ignorable="w14 wp14">
   <w:sdt>
     <w:sdtPr>
       <w:rPr>
@@ -8239,8 +8344,8 @@
 </file>
 
 <file path=word/numbering.xml><?xml version="1.0" encoding="utf-8"?>
-<w:numbering xmlns:wpc="http://schemas.microsoft.com/office/word/2010/wordprocessingCanvas" xmlns:cx="http://schemas.microsoft.com/office/drawing/2014/chartex" xmlns:mc="http://schemas.openxmlformats.org/markup-compatibility/2006" xmlns:o="urn:schemas-microsoft-com:office:office" xmlns:r="http://schemas.openxmlformats.org/officeDocument/2006/relationships" xmlns:m="http://schemas.openxmlformats.org/officeDocument/2006/math" xmlns:v="urn:schemas-microsoft-com:vml" xmlns:wp14="http://schemas.microsoft.com/office/word/2010/wordprocessingDrawing" xmlns:wp="http://schemas.openxmlformats.org/drawingml/2006/wordprocessingDrawing" xmlns:w10="urn:schemas-microsoft-com:office:word" xmlns:w="http://schemas.openxmlformats.org/wordprocessingml/2006/main" xmlns:w14="http://schemas.microsoft.com/office/word/2010/wordml" xmlns:w15="http://schemas.microsoft.com/office/word/2012/wordml" xmlns:w16se="http://schemas.microsoft.com/office/word/2015/wordml/symex" xmlns:wpg="http://schemas.microsoft.com/office/word/2010/wordprocessingGroup" xmlns:wpi="http://schemas.microsoft.com/office/word/2010/wordprocessingInk" xmlns:wne="http://schemas.microsoft.com/office/word/2006/wordml" xmlns:wps="http://schemas.microsoft.com/office/word/2010/wordprocessingShape" mc:Ignorable="w14 w15 w16se wp14">
-  <w:abstractNum w:abstractNumId="0" w15:restartNumberingAfterBreak="0">
+<w:numbering xmlns:wpc="http://schemas.microsoft.com/office/word/2010/wordprocessingCanvas" xmlns:mc="http://schemas.openxmlformats.org/markup-compatibility/2006" xmlns:o="urn:schemas-microsoft-com:office:office" xmlns:r="http://schemas.openxmlformats.org/officeDocument/2006/relationships" xmlns:m="http://schemas.openxmlformats.org/officeDocument/2006/math" xmlns:v="urn:schemas-microsoft-com:vml" xmlns:wp14="http://schemas.microsoft.com/office/word/2010/wordprocessingDrawing" xmlns:wp="http://schemas.openxmlformats.org/drawingml/2006/wordprocessingDrawing" xmlns:w10="urn:schemas-microsoft-com:office:word" xmlns:w="http://schemas.openxmlformats.org/wordprocessingml/2006/main" xmlns:w14="http://schemas.microsoft.com/office/word/2010/wordml" xmlns:wpg="http://schemas.microsoft.com/office/word/2010/wordprocessingGroup" xmlns:wpi="http://schemas.microsoft.com/office/word/2010/wordprocessingInk" xmlns:wne="http://schemas.microsoft.com/office/word/2006/wordml" xmlns:wps="http://schemas.microsoft.com/office/word/2010/wordprocessingShape" mc:Ignorable="w14 wp14">
+  <w:abstractNum w:abstractNumId="0">
     <w:nsid w:val="4F930C6F"/>
     <w:multiLevelType w:val="hybridMultilevel"/>
     <w:tmpl w:val="C0865954"/>
@@ -8353,7 +8458,7 @@
       </w:rPr>
     </w:lvl>
   </w:abstractNum>
-  <w:abstractNum w:abstractNumId="1" w15:restartNumberingAfterBreak="0">
+  <w:abstractNum w:abstractNumId="1">
     <w:nsid w:val="515F6B5F"/>
     <w:multiLevelType w:val="hybridMultilevel"/>
     <w:tmpl w:val="B7524242"/>
@@ -8467,7 +8572,7 @@
       </w:rPr>
     </w:lvl>
   </w:abstractNum>
-  <w:abstractNum w:abstractNumId="2" w15:restartNumberingAfterBreak="0">
+  <w:abstractNum w:abstractNumId="2">
     <w:nsid w:val="5E6E5B15"/>
     <w:multiLevelType w:val="hybridMultilevel"/>
     <w:tmpl w:val="F01CF50A"/>
@@ -8581,7 +8686,7 @@
       </w:rPr>
     </w:lvl>
   </w:abstractNum>
-  <w:abstractNum w:abstractNumId="3" w15:restartNumberingAfterBreak="0">
+  <w:abstractNum w:abstractNumId="3">
     <w:nsid w:val="60333D77"/>
     <w:multiLevelType w:val="hybridMultilevel"/>
     <w:tmpl w:val="9EE06D9E"/>
@@ -8695,7 +8800,7 @@
       </w:rPr>
     </w:lvl>
   </w:abstractNum>
-  <w:abstractNum w:abstractNumId="4" w15:restartNumberingAfterBreak="0">
+  <w:abstractNum w:abstractNumId="4">
     <w:nsid w:val="623E3E78"/>
     <w:multiLevelType w:val="hybridMultilevel"/>
     <w:tmpl w:val="7B6E9A8C"/>
@@ -8809,7 +8914,7 @@
       </w:rPr>
     </w:lvl>
   </w:abstractNum>
-  <w:abstractNum w:abstractNumId="5" w15:restartNumberingAfterBreak="0">
+  <w:abstractNum w:abstractNumId="5">
     <w:nsid w:val="67E579FA"/>
     <w:multiLevelType w:val="multilevel"/>
     <w:tmpl w:val="0409001F"/>
@@ -8895,7 +9000,7 @@
       </w:pPr>
     </w:lvl>
   </w:abstractNum>
-  <w:abstractNum w:abstractNumId="6" w15:restartNumberingAfterBreak="0">
+  <w:abstractNum w:abstractNumId="6">
     <w:nsid w:val="6E5F0D72"/>
     <w:multiLevelType w:val="multilevel"/>
     <w:tmpl w:val="0409001F"/>
@@ -9006,7 +9111,7 @@
 </file>
 
 <file path=word/styles.xml><?xml version="1.0" encoding="utf-8"?>
-<w:styles xmlns:mc="http://schemas.openxmlformats.org/markup-compatibility/2006" xmlns:r="http://schemas.openxmlformats.org/officeDocument/2006/relationships" xmlns:w="http://schemas.openxmlformats.org/wordprocessingml/2006/main" xmlns:w14="http://schemas.microsoft.com/office/word/2010/wordml" xmlns:w15="http://schemas.microsoft.com/office/word/2012/wordml" xmlns:w16se="http://schemas.microsoft.com/office/word/2015/wordml/symex" mc:Ignorable="w14 w15 w16se">
+<w:styles xmlns:mc="http://schemas.openxmlformats.org/markup-compatibility/2006" xmlns:r="http://schemas.openxmlformats.org/officeDocument/2006/relationships" xmlns:w="http://schemas.openxmlformats.org/wordprocessingml/2006/main" xmlns:w14="http://schemas.microsoft.com/office/word/2010/wordml" mc:Ignorable="w14">
   <w:docDefaults>
     <w:rPrDefault>
       <w:rPr>
@@ -9022,378 +9127,146 @@
       </w:pPr>
     </w:pPrDefault>
   </w:docDefaults>
-  <w:latentStyles w:defLockedState="0" w:defUIPriority="99" w:defSemiHidden="0" w:defUnhideWhenUsed="0" w:defQFormat="0" w:count="371">
-    <w:lsdException w:name="Normal" w:uiPriority="0" w:qFormat="1"/>
-    <w:lsdException w:name="heading 1" w:uiPriority="9" w:qFormat="1"/>
-    <w:lsdException w:name="heading 2" w:semiHidden="1" w:uiPriority="9" w:unhideWhenUsed="1" w:qFormat="1"/>
-    <w:lsdException w:name="heading 3" w:semiHidden="1" w:uiPriority="9" w:unhideWhenUsed="1" w:qFormat="1"/>
-    <w:lsdException w:name="heading 4" w:semiHidden="1" w:uiPriority="9" w:unhideWhenUsed="1" w:qFormat="1"/>
-    <w:lsdException w:name="heading 5" w:semiHidden="1" w:uiPriority="9" w:unhideWhenUsed="1" w:qFormat="1"/>
-    <w:lsdException w:name="heading 6" w:semiHidden="1" w:uiPriority="9" w:unhideWhenUsed="1" w:qFormat="1"/>
-    <w:lsdException w:name="heading 7" w:semiHidden="1" w:uiPriority="9" w:unhideWhenUsed="1" w:qFormat="1"/>
-    <w:lsdException w:name="heading 8" w:semiHidden="1" w:uiPriority="9" w:unhideWhenUsed="1" w:qFormat="1"/>
-    <w:lsdException w:name="heading 9" w:semiHidden="1" w:uiPriority="9" w:unhideWhenUsed="1" w:qFormat="1"/>
-    <w:lsdException w:name="index 1" w:semiHidden="1" w:unhideWhenUsed="1"/>
-    <w:lsdException w:name="index 2" w:semiHidden="1" w:unhideWhenUsed="1"/>
-    <w:lsdException w:name="index 3" w:semiHidden="1" w:unhideWhenUsed="1"/>
-    <w:lsdException w:name="index 4" w:semiHidden="1" w:unhideWhenUsed="1"/>
-    <w:lsdException w:name="index 5" w:semiHidden="1" w:unhideWhenUsed="1"/>
-    <w:lsdException w:name="index 6" w:semiHidden="1" w:unhideWhenUsed="1"/>
-    <w:lsdException w:name="index 7" w:semiHidden="1" w:unhideWhenUsed="1"/>
-    <w:lsdException w:name="index 8" w:semiHidden="1" w:unhideWhenUsed="1"/>
-    <w:lsdException w:name="index 9" w:semiHidden="1" w:unhideWhenUsed="1"/>
-    <w:lsdException w:name="toc 1" w:semiHidden="1" w:uiPriority="39" w:unhideWhenUsed="1"/>
-    <w:lsdException w:name="toc 2" w:semiHidden="1" w:uiPriority="39" w:unhideWhenUsed="1"/>
-    <w:lsdException w:name="toc 3" w:semiHidden="1" w:uiPriority="39" w:unhideWhenUsed="1"/>
-    <w:lsdException w:name="toc 4" w:semiHidden="1" w:uiPriority="39" w:unhideWhenUsed="1"/>
-    <w:lsdException w:name="toc 5" w:semiHidden="1" w:uiPriority="39" w:unhideWhenUsed="1"/>
-    <w:lsdException w:name="toc 6" w:semiHidden="1" w:uiPriority="39" w:unhideWhenUsed="1"/>
-    <w:lsdException w:name="toc 7" w:semiHidden="1" w:uiPriority="39" w:unhideWhenUsed="1"/>
-    <w:lsdException w:name="toc 8" w:semiHidden="1" w:uiPriority="39" w:unhideWhenUsed="1"/>
-    <w:lsdException w:name="toc 9" w:semiHidden="1" w:uiPriority="39" w:unhideWhenUsed="1"/>
-    <w:lsdException w:name="Normal Indent" w:semiHidden="1" w:unhideWhenUsed="1"/>
-    <w:lsdException w:name="footnote text" w:semiHidden="1" w:unhideWhenUsed="1"/>
-    <w:lsdException w:name="annotation text" w:semiHidden="1" w:unhideWhenUsed="1"/>
-    <w:lsdException w:name="header" w:semiHidden="1" w:unhideWhenUsed="1"/>
-    <w:lsdException w:name="footer" w:semiHidden="1" w:unhideWhenUsed="1" w:qFormat="1"/>
-    <w:lsdException w:name="index heading" w:semiHidden="1" w:unhideWhenUsed="1"/>
-    <w:lsdException w:name="caption" w:semiHidden="1" w:uiPriority="35" w:unhideWhenUsed="1" w:qFormat="1"/>
-    <w:lsdException w:name="table of figures" w:semiHidden="1" w:unhideWhenUsed="1"/>
-    <w:lsdException w:name="envelope address" w:semiHidden="1" w:unhideWhenUsed="1"/>
-    <w:lsdException w:name="envelope return" w:semiHidden="1" w:unhideWhenUsed="1"/>
-    <w:lsdException w:name="footnote reference" w:semiHidden="1" w:unhideWhenUsed="1"/>
-    <w:lsdException w:name="annotation reference" w:semiHidden="1" w:unhideWhenUsed="1"/>
-    <w:lsdException w:name="line number" w:semiHidden="1" w:unhideWhenUsed="1"/>
-    <w:lsdException w:name="page number" w:semiHidden="1" w:unhideWhenUsed="1"/>
-    <w:lsdException w:name="endnote reference" w:semiHidden="1" w:unhideWhenUsed="1"/>
-    <w:lsdException w:name="endnote text" w:semiHidden="1" w:unhideWhenUsed="1"/>
-    <w:lsdException w:name="table of authorities" w:semiHidden="1" w:unhideWhenUsed="1"/>
-    <w:lsdException w:name="macro" w:semiHidden="1" w:unhideWhenUsed="1"/>
-    <w:lsdException w:name="toa heading" w:semiHidden="1" w:unhideWhenUsed="1"/>
-    <w:lsdException w:name="List" w:semiHidden="1" w:unhideWhenUsed="1"/>
-    <w:lsdException w:name="List Bullet" w:semiHidden="1" w:unhideWhenUsed="1"/>
-    <w:lsdException w:name="List Number" w:semiHidden="1" w:unhideWhenUsed="1"/>
-    <w:lsdException w:name="List 2" w:semiHidden="1" w:unhideWhenUsed="1"/>
-    <w:lsdException w:name="List 3" w:semiHidden="1" w:unhideWhenUsed="1"/>
-    <w:lsdException w:name="List 4" w:semiHidden="1" w:unhideWhenUsed="1"/>
-    <w:lsdException w:name="List 5" w:semiHidden="1" w:unhideWhenUsed="1"/>
-    <w:lsdException w:name="List Bullet 2" w:semiHidden="1" w:unhideWhenUsed="1"/>
-    <w:lsdException w:name="List Bullet 3" w:semiHidden="1" w:unhideWhenUsed="1"/>
-    <w:lsdException w:name="List Bullet 4" w:semiHidden="1" w:unhideWhenUsed="1"/>
-    <w:lsdException w:name="List Bullet 5" w:semiHidden="1" w:unhideWhenUsed="1"/>
-    <w:lsdException w:name="List Number 2" w:semiHidden="1" w:unhideWhenUsed="1"/>
-    <w:lsdException w:name="List Number 3" w:semiHidden="1" w:unhideWhenUsed="1"/>
-    <w:lsdException w:name="List Number 4" w:semiHidden="1" w:unhideWhenUsed="1"/>
-    <w:lsdException w:name="List Number 5" w:semiHidden="1" w:unhideWhenUsed="1"/>
-    <w:lsdException w:name="Title" w:uiPriority="10" w:qFormat="1"/>
-    <w:lsdException w:name="Closing" w:semiHidden="1" w:unhideWhenUsed="1"/>
-    <w:lsdException w:name="Signature" w:semiHidden="1" w:unhideWhenUsed="1"/>
-    <w:lsdException w:name="Default Paragraph Font" w:semiHidden="1" w:uiPriority="1" w:unhideWhenUsed="1"/>
-    <w:lsdException w:name="Body Text" w:semiHidden="1" w:unhideWhenUsed="1"/>
-    <w:lsdException w:name="Body Text Indent" w:semiHidden="1" w:unhideWhenUsed="1"/>
-    <w:lsdException w:name="List Continue" w:semiHidden="1" w:unhideWhenUsed="1"/>
-    <w:lsdException w:name="List Continue 2" w:semiHidden="1" w:unhideWhenUsed="1"/>
-    <w:lsdException w:name="List Continue 3" w:semiHidden="1" w:unhideWhenUsed="1"/>
-    <w:lsdException w:name="List Continue 4" w:semiHidden="1" w:unhideWhenUsed="1"/>
-    <w:lsdException w:name="List Continue 5" w:semiHidden="1" w:unhideWhenUsed="1"/>
-    <w:lsdException w:name="Message Header" w:semiHidden="1" w:unhideWhenUsed="1"/>
-    <w:lsdException w:name="Subtitle" w:uiPriority="11" w:qFormat="1"/>
-    <w:lsdException w:name="Salutation" w:semiHidden="1" w:unhideWhenUsed="1"/>
-    <w:lsdException w:name="Date" w:semiHidden="1" w:unhideWhenUsed="1"/>
-    <w:lsdException w:name="Body Text First Indent" w:semiHidden="1" w:unhideWhenUsed="1"/>
-    <w:lsdException w:name="Body Text First Indent 2" w:semiHidden="1" w:unhideWhenUsed="1"/>
-    <w:lsdException w:name="Note Heading" w:semiHidden="1" w:unhideWhenUsed="1"/>
-    <w:lsdException w:name="Body Text 2" w:semiHidden="1" w:unhideWhenUsed="1"/>
-    <w:lsdException w:name="Body Text 3" w:semiHidden="1" w:unhideWhenUsed="1"/>
-    <w:lsdException w:name="Body Text Indent 2" w:semiHidden="1" w:unhideWhenUsed="1"/>
-    <w:lsdException w:name="Body Text Indent 3" w:semiHidden="1" w:unhideWhenUsed="1"/>
-    <w:lsdException w:name="Block Text" w:semiHidden="1" w:unhideWhenUsed="1"/>
-    <w:lsdException w:name="Hyperlink" w:semiHidden="1" w:unhideWhenUsed="1" w:qFormat="1"/>
-    <w:lsdException w:name="FollowedHyperlink" w:semiHidden="1" w:unhideWhenUsed="1"/>
-    <w:lsdException w:name="Strong" w:uiPriority="22" w:qFormat="1"/>
-    <w:lsdException w:name="Emphasis" w:uiPriority="20" w:qFormat="1"/>
-    <w:lsdException w:name="Document Map" w:semiHidden="1" w:unhideWhenUsed="1"/>
-    <w:lsdException w:name="Plain Text" w:semiHidden="1" w:unhideWhenUsed="1"/>
-    <w:lsdException w:name="E-mail Signature" w:semiHidden="1" w:unhideWhenUsed="1"/>
-    <w:lsdException w:name="HTML Top of Form" w:semiHidden="1" w:unhideWhenUsed="1"/>
-    <w:lsdException w:name="HTML Bottom of Form" w:semiHidden="1" w:unhideWhenUsed="1"/>
-    <w:lsdException w:name="Normal (Web)" w:semiHidden="1" w:unhideWhenUsed="1"/>
-    <w:lsdException w:name="HTML Acronym" w:semiHidden="1" w:unhideWhenUsed="1"/>
-    <w:lsdException w:name="HTML Address" w:semiHidden="1" w:unhideWhenUsed="1"/>
-    <w:lsdException w:name="HTML Cite" w:semiHidden="1" w:unhideWhenUsed="1"/>
-    <w:lsdException w:name="HTML Code" w:semiHidden="1" w:unhideWhenUsed="1"/>
-    <w:lsdException w:name="HTML Definition" w:semiHidden="1" w:unhideWhenUsed="1"/>
-    <w:lsdException w:name="HTML Keyboard" w:semiHidden="1" w:unhideWhenUsed="1"/>
-    <w:lsdException w:name="HTML Preformatted" w:semiHidden="1" w:unhideWhenUsed="1"/>
-    <w:lsdException w:name="HTML Sample" w:semiHidden="1" w:unhideWhenUsed="1"/>
-    <w:lsdException w:name="HTML Typewriter" w:semiHidden="1" w:unhideWhenUsed="1"/>
-    <w:lsdException w:name="HTML Variable" w:semiHidden="1" w:unhideWhenUsed="1"/>
-    <w:lsdException w:name="Normal Table" w:semiHidden="1" w:unhideWhenUsed="1"/>
-    <w:lsdException w:name="annotation subject" w:semiHidden="1" w:unhideWhenUsed="1"/>
-    <w:lsdException w:name="No List" w:semiHidden="1" w:unhideWhenUsed="1"/>
-    <w:lsdException w:name="Outline List 1" w:semiHidden="1" w:unhideWhenUsed="1"/>
-    <w:lsdException w:name="Outline List 2" w:semiHidden="1" w:unhideWhenUsed="1"/>
-    <w:lsdException w:name="Outline List 3" w:semiHidden="1" w:unhideWhenUsed="1"/>
-    <w:lsdException w:name="Table Simple 1" w:semiHidden="1" w:unhideWhenUsed="1"/>
-    <w:lsdException w:name="Table Simple 2" w:semiHidden="1" w:unhideWhenUsed="1"/>
-    <w:lsdException w:name="Table Simple 3" w:semiHidden="1" w:unhideWhenUsed="1"/>
-    <w:lsdException w:name="Table Classic 1" w:semiHidden="1" w:unhideWhenUsed="1"/>
-    <w:lsdException w:name="Table Classic 2" w:semiHidden="1" w:unhideWhenUsed="1"/>
-    <w:lsdException w:name="Table Classic 3" w:semiHidden="1" w:unhideWhenUsed="1"/>
-    <w:lsdException w:name="Table Classic 4" w:semiHidden="1" w:unhideWhenUsed="1"/>
-    <w:lsdException w:name="Table Colorful 1" w:semiHidden="1" w:unhideWhenUsed="1"/>
-    <w:lsdException w:name="Table Colorful 2" w:semiHidden="1" w:unhideWhenUsed="1"/>
-    <w:lsdException w:name="Table Colorful 3" w:semiHidden="1" w:unhideWhenUsed="1"/>
-    <w:lsdException w:name="Table Columns 1" w:semiHidden="1" w:unhideWhenUsed="1"/>
-    <w:lsdException w:name="Table Columns 2" w:semiHidden="1" w:unhideWhenUsed="1"/>
-    <w:lsdException w:name="Table Columns 3" w:semiHidden="1" w:unhideWhenUsed="1"/>
-    <w:lsdException w:name="Table Columns 4" w:semiHidden="1" w:unhideWhenUsed="1"/>
-    <w:lsdException w:name="Table Columns 5" w:semiHidden="1" w:unhideWhenUsed="1"/>
-    <w:lsdException w:name="Table Grid 1" w:semiHidden="1" w:unhideWhenUsed="1"/>
-    <w:lsdException w:name="Table Grid 2" w:semiHidden="1" w:unhideWhenUsed="1"/>
-    <w:lsdException w:name="Table Grid 3" w:semiHidden="1" w:unhideWhenUsed="1"/>
-    <w:lsdException w:name="Table Grid 4" w:semiHidden="1" w:unhideWhenUsed="1"/>
-    <w:lsdException w:name="Table Grid 5" w:semiHidden="1" w:unhideWhenUsed="1"/>
-    <w:lsdException w:name="Table Grid 6" w:semiHidden="1" w:unhideWhenUsed="1"/>
-    <w:lsdException w:name="Table Grid 7" w:semiHidden="1" w:unhideWhenUsed="1"/>
-    <w:lsdException w:name="Table Grid 8" w:semiHidden="1" w:unhideWhenUsed="1"/>
-    <w:lsdException w:name="Table List 1" w:semiHidden="1" w:unhideWhenUsed="1"/>
-    <w:lsdException w:name="Table List 2" w:semiHidden="1" w:unhideWhenUsed="1"/>
-    <w:lsdException w:name="Table List 3" w:semiHidden="1" w:unhideWhenUsed="1"/>
-    <w:lsdException w:name="Table List 4" w:semiHidden="1" w:unhideWhenUsed="1"/>
-    <w:lsdException w:name="Table List 5" w:semiHidden="1" w:unhideWhenUsed="1"/>
-    <w:lsdException w:name="Table List 6" w:semiHidden="1" w:unhideWhenUsed="1"/>
-    <w:lsdException w:name="Table List 7" w:semiHidden="1" w:unhideWhenUsed="1"/>
-    <w:lsdException w:name="Table List 8" w:semiHidden="1" w:unhideWhenUsed="1"/>
-    <w:lsdException w:name="Table 3D effects 1" w:semiHidden="1" w:unhideWhenUsed="1"/>
-    <w:lsdException w:name="Table 3D effects 2" w:semiHidden="1" w:unhideWhenUsed="1"/>
-    <w:lsdException w:name="Table 3D effects 3" w:semiHidden="1" w:unhideWhenUsed="1"/>
-    <w:lsdException w:name="Table Contemporary" w:semiHidden="1" w:unhideWhenUsed="1"/>
-    <w:lsdException w:name="Table Elegant" w:semiHidden="1" w:unhideWhenUsed="1"/>
-    <w:lsdException w:name="Table Professional" w:semiHidden="1" w:unhideWhenUsed="1"/>
-    <w:lsdException w:name="Table Subtle 1" w:semiHidden="1" w:unhideWhenUsed="1"/>
-    <w:lsdException w:name="Table Subtle 2" w:semiHidden="1" w:unhideWhenUsed="1"/>
-    <w:lsdException w:name="Table Web 1" w:semiHidden="1" w:unhideWhenUsed="1"/>
-    <w:lsdException w:name="Table Web 2" w:semiHidden="1" w:unhideWhenUsed="1"/>
-    <w:lsdException w:name="Table Web 3" w:semiHidden="1" w:unhideWhenUsed="1"/>
-    <w:lsdException w:name="Balloon Text" w:semiHidden="1" w:unhideWhenUsed="1"/>
-    <w:lsdException w:name="Table Grid" w:uiPriority="39"/>
-    <w:lsdException w:name="Table Theme" w:semiHidden="1" w:unhideWhenUsed="1"/>
-    <w:lsdException w:name="Placeholder Text" w:semiHidden="1"/>
-    <w:lsdException w:name="No Spacing" w:uiPriority="1" w:qFormat="1"/>
-    <w:lsdException w:name="Light Shading" w:uiPriority="60"/>
-    <w:lsdException w:name="Light List" w:uiPriority="61"/>
-    <w:lsdException w:name="Light Grid" w:uiPriority="62"/>
-    <w:lsdException w:name="Medium Shading 1" w:uiPriority="63"/>
-    <w:lsdException w:name="Medium Shading 2" w:uiPriority="64"/>
-    <w:lsdException w:name="Medium List 1" w:uiPriority="65"/>
-    <w:lsdException w:name="Medium List 2" w:uiPriority="66"/>
-    <w:lsdException w:name="Medium Grid 1" w:uiPriority="67"/>
-    <w:lsdException w:name="Medium Grid 2" w:uiPriority="68"/>
-    <w:lsdException w:name="Medium Grid 3" w:uiPriority="69"/>
-    <w:lsdException w:name="Dark List" w:uiPriority="70"/>
-    <w:lsdException w:name="Colorful Shading" w:uiPriority="71"/>
-    <w:lsdException w:name="Colorful List" w:uiPriority="72"/>
-    <w:lsdException w:name="Colorful Grid" w:uiPriority="73"/>
-    <w:lsdException w:name="Light Shading Accent 1" w:uiPriority="60"/>
-    <w:lsdException w:name="Light List Accent 1" w:uiPriority="61"/>
-    <w:lsdException w:name="Light Grid Accent 1" w:uiPriority="62"/>
-    <w:lsdException w:name="Medium Shading 1 Accent 1" w:uiPriority="63"/>
-    <w:lsdException w:name="Medium Shading 2 Accent 1" w:uiPriority="64"/>
-    <w:lsdException w:name="Medium List 1 Accent 1" w:uiPriority="65"/>
-    <w:lsdException w:name="Revision" w:semiHidden="1"/>
-    <w:lsdException w:name="List Paragraph" w:uiPriority="34" w:qFormat="1"/>
-    <w:lsdException w:name="Quote" w:uiPriority="29" w:qFormat="1"/>
-    <w:lsdException w:name="Intense Quote" w:uiPriority="30" w:qFormat="1"/>
-    <w:lsdException w:name="Medium List 2 Accent 1" w:uiPriority="66"/>
-    <w:lsdException w:name="Medium Grid 1 Accent 1" w:uiPriority="67"/>
-    <w:lsdException w:name="Medium Grid 2 Accent 1" w:uiPriority="68"/>
-    <w:lsdException w:name="Medium Grid 3 Accent 1" w:uiPriority="69"/>
-    <w:lsdException w:name="Dark List Accent 1" w:uiPriority="70"/>
-    <w:lsdException w:name="Colorful Shading Accent 1" w:uiPriority="71"/>
-    <w:lsdException w:name="Colorful List Accent 1" w:uiPriority="72"/>
-    <w:lsdException w:name="Colorful Grid Accent 1" w:uiPriority="73"/>
-    <w:lsdException w:name="Light Shading Accent 2" w:uiPriority="60"/>
-    <w:lsdException w:name="Light List Accent 2" w:uiPriority="61"/>
-    <w:lsdException w:name="Light Grid Accent 2" w:uiPriority="62"/>
-    <w:lsdException w:name="Medium Shading 1 Accent 2" w:uiPriority="63"/>
-    <w:lsdException w:name="Medium Shading 2 Accent 2" w:uiPriority="64"/>
-    <w:lsdException w:name="Medium List 1 Accent 2" w:uiPriority="65"/>
-    <w:lsdException w:name="Medium List 2 Accent 2" w:uiPriority="66"/>
-    <w:lsdException w:name="Medium Grid 1 Accent 2" w:uiPriority="67"/>
-    <w:lsdException w:name="Medium Grid 2 Accent 2" w:uiPriority="68"/>
-    <w:lsdException w:name="Medium Grid 3 Accent 2" w:uiPriority="69"/>
-    <w:lsdException w:name="Dark List Accent 2" w:uiPriority="70"/>
-    <w:lsdException w:name="Colorful Shading Accent 2" w:uiPriority="71"/>
-    <w:lsdException w:name="Colorful List Accent 2" w:uiPriority="72"/>
-    <w:lsdException w:name="Colorful Grid Accent 2" w:uiPriority="73"/>
-    <w:lsdException w:name="Light Shading Accent 3" w:uiPriority="60"/>
-    <w:lsdException w:name="Light List Accent 3" w:uiPriority="61"/>
-    <w:lsdException w:name="Light Grid Accent 3" w:uiPriority="62"/>
-    <w:lsdException w:name="Medium Shading 1 Accent 3" w:uiPriority="63"/>
-    <w:lsdException w:name="Medium Shading 2 Accent 3" w:uiPriority="64"/>
-    <w:lsdException w:name="Medium List 1 Accent 3" w:uiPriority="65"/>
-    <w:lsdException w:name="Medium List 2 Accent 3" w:uiPriority="66"/>
-    <w:lsdException w:name="Medium Grid 1 Accent 3" w:uiPriority="67"/>
-    <w:lsdException w:name="Medium Grid 2 Accent 3" w:uiPriority="68"/>
-    <w:lsdException w:name="Medium Grid 3 Accent 3" w:uiPriority="69"/>
-    <w:lsdException w:name="Dark List Accent 3" w:uiPriority="70"/>
-    <w:lsdException w:name="Colorful Shading Accent 3" w:uiPriority="71"/>
-    <w:lsdException w:name="Colorful List Accent 3" w:uiPriority="72"/>
-    <w:lsdException w:name="Colorful Grid Accent 3" w:uiPriority="73"/>
-    <w:lsdException w:name="Light Shading Accent 4" w:uiPriority="60"/>
-    <w:lsdException w:name="Light List Accent 4" w:uiPriority="61"/>
-    <w:lsdException w:name="Light Grid Accent 4" w:uiPriority="62"/>
-    <w:lsdException w:name="Medium Shading 1 Accent 4" w:uiPriority="63"/>
-    <w:lsdException w:name="Medium Shading 2 Accent 4" w:uiPriority="64"/>
-    <w:lsdException w:name="Medium List 1 Accent 4" w:uiPriority="65"/>
-    <w:lsdException w:name="Medium List 2 Accent 4" w:uiPriority="66"/>
-    <w:lsdException w:name="Medium Grid 1 Accent 4" w:uiPriority="67"/>
-    <w:lsdException w:name="Medium Grid 2 Accent 4" w:uiPriority="68"/>
-    <w:lsdException w:name="Medium Grid 3 Accent 4" w:uiPriority="69"/>
-    <w:lsdException w:name="Dark List Accent 4" w:uiPriority="70"/>
-    <w:lsdException w:name="Colorful Shading Accent 4" w:uiPriority="71"/>
-    <w:lsdException w:name="Colorful List Accent 4" w:uiPriority="72"/>
-    <w:lsdException w:name="Colorful Grid Accent 4" w:uiPriority="73"/>
-    <w:lsdException w:name="Light Shading Accent 5" w:uiPriority="60"/>
-    <w:lsdException w:name="Light List Accent 5" w:uiPriority="61"/>
-    <w:lsdException w:name="Light Grid Accent 5" w:uiPriority="62"/>
-    <w:lsdException w:name="Medium Shading 1 Accent 5" w:uiPriority="63"/>
-    <w:lsdException w:name="Medium Shading 2 Accent 5" w:uiPriority="64"/>
-    <w:lsdException w:name="Medium List 1 Accent 5" w:uiPriority="65"/>
-    <w:lsdException w:name="Medium List 2 Accent 5" w:uiPriority="66"/>
-    <w:lsdException w:name="Medium Grid 1 Accent 5" w:uiPriority="67"/>
-    <w:lsdException w:name="Medium Grid 2 Accent 5" w:uiPriority="68"/>
-    <w:lsdException w:name="Medium Grid 3 Accent 5" w:uiPriority="69"/>
-    <w:lsdException w:name="Dark List Accent 5" w:uiPriority="70"/>
-    <w:lsdException w:name="Colorful Shading Accent 5" w:uiPriority="71"/>
-    <w:lsdException w:name="Colorful List Accent 5" w:uiPriority="72"/>
-    <w:lsdException w:name="Colorful Grid Accent 5" w:uiPriority="73"/>
-    <w:lsdException w:name="Light Shading Accent 6" w:uiPriority="60"/>
-    <w:lsdException w:name="Light List Accent 6" w:uiPriority="61"/>
-    <w:lsdException w:name="Light Grid Accent 6" w:uiPriority="62"/>
-    <w:lsdException w:name="Medium Shading 1 Accent 6" w:uiPriority="63"/>
-    <w:lsdException w:name="Medium Shading 2 Accent 6" w:uiPriority="64"/>
-    <w:lsdException w:name="Medium List 1 Accent 6" w:uiPriority="65"/>
-    <w:lsdException w:name="Medium List 2 Accent 6" w:uiPriority="66"/>
-    <w:lsdException w:name="Medium Grid 1 Accent 6" w:uiPriority="67"/>
-    <w:lsdException w:name="Medium Grid 2 Accent 6" w:uiPriority="68"/>
-    <w:lsdException w:name="Medium Grid 3 Accent 6" w:uiPriority="69"/>
-    <w:lsdException w:name="Dark List Accent 6" w:uiPriority="70"/>
-    <w:lsdException w:name="Colorful Shading Accent 6" w:uiPriority="71"/>
-    <w:lsdException w:name="Colorful List Accent 6" w:uiPriority="72"/>
-    <w:lsdException w:name="Colorful Grid Accent 6" w:uiPriority="73"/>
-    <w:lsdException w:name="Subtle Emphasis" w:uiPriority="19" w:qFormat="1"/>
-    <w:lsdException w:name="Intense Emphasis" w:uiPriority="21" w:qFormat="1"/>
-    <w:lsdException w:name="Subtle Reference" w:uiPriority="31" w:qFormat="1"/>
-    <w:lsdException w:name="Intense Reference" w:uiPriority="32" w:qFormat="1"/>
-    <w:lsdException w:name="Book Title" w:uiPriority="33" w:qFormat="1"/>
-    <w:lsdException w:name="Bibliography" w:semiHidden="1" w:uiPriority="37" w:unhideWhenUsed="1"/>
-    <w:lsdException w:name="TOC Heading" w:semiHidden="1" w:uiPriority="39" w:unhideWhenUsed="1" w:qFormat="1"/>
-    <w:lsdException w:name="Plain Table 1" w:uiPriority="41"/>
-    <w:lsdException w:name="Plain Table 2" w:uiPriority="42"/>
-    <w:lsdException w:name="Plain Table 3" w:uiPriority="43"/>
-    <w:lsdException w:name="Plain Table 4" w:uiPriority="44"/>
-    <w:lsdException w:name="Plain Table 5" w:uiPriority="45"/>
-    <w:lsdException w:name="Grid Table Light" w:uiPriority="40"/>
-    <w:lsdException w:name="Grid Table 1 Light" w:uiPriority="46"/>
-    <w:lsdException w:name="Grid Table 2" w:uiPriority="47"/>
-    <w:lsdException w:name="Grid Table 3" w:uiPriority="48"/>
-    <w:lsdException w:name="Grid Table 4" w:uiPriority="49"/>
-    <w:lsdException w:name="Grid Table 5 Dark" w:uiPriority="50"/>
-    <w:lsdException w:name="Grid Table 6 Colorful" w:uiPriority="51"/>
-    <w:lsdException w:name="Grid Table 7 Colorful" w:uiPriority="52"/>
-    <w:lsdException w:name="Grid Table 1 Light Accent 1" w:uiPriority="46"/>
-    <w:lsdException w:name="Grid Table 2 Accent 1" w:uiPriority="47"/>
-    <w:lsdException w:name="Grid Table 3 Accent 1" w:uiPriority="48"/>
-    <w:lsdException w:name="Grid Table 4 Accent 1" w:uiPriority="49"/>
-    <w:lsdException w:name="Grid Table 5 Dark Accent 1" w:uiPriority="50"/>
-    <w:lsdException w:name="Grid Table 6 Colorful Accent 1" w:uiPriority="51"/>
-    <w:lsdException w:name="Grid Table 7 Colorful Accent 1" w:uiPriority="52"/>
-    <w:lsdException w:name="Grid Table 1 Light Accent 2" w:uiPriority="46"/>
-    <w:lsdException w:name="Grid Table 2 Accent 2" w:uiPriority="47"/>
-    <w:lsdException w:name="Grid Table 3 Accent 2" w:uiPriority="48"/>
-    <w:lsdException w:name="Grid Table 4 Accent 2" w:uiPriority="49"/>
-    <w:lsdException w:name="Grid Table 5 Dark Accent 2" w:uiPriority="50"/>
-    <w:lsdException w:name="Grid Table 6 Colorful Accent 2" w:uiPriority="51"/>
-    <w:lsdException w:name="Grid Table 7 Colorful Accent 2" w:uiPriority="52"/>
-    <w:lsdException w:name="Grid Table 1 Light Accent 3" w:uiPriority="46"/>
-    <w:lsdException w:name="Grid Table 2 Accent 3" w:uiPriority="47"/>
-    <w:lsdException w:name="Grid Table 3 Accent 3" w:uiPriority="48"/>
-    <w:lsdException w:name="Grid Table 4 Accent 3" w:uiPriority="49"/>
-    <w:lsdException w:name="Grid Table 5 Dark Accent 3" w:uiPriority="50"/>
-    <w:lsdException w:name="Grid Table 6 Colorful Accent 3" w:uiPriority="51"/>
-    <w:lsdException w:name="Grid Table 7 Colorful Accent 3" w:uiPriority="52"/>
-    <w:lsdException w:name="Grid Table 1 Light Accent 4" w:uiPriority="46"/>
-    <w:lsdException w:name="Grid Table 2 Accent 4" w:uiPriority="47"/>
-    <w:lsdException w:name="Grid Table 3 Accent 4" w:uiPriority="48"/>
-    <w:lsdException w:name="Grid Table 4 Accent 4" w:uiPriority="49"/>
-    <w:lsdException w:name="Grid Table 5 Dark Accent 4" w:uiPriority="50"/>
-    <w:lsdException w:name="Grid Table 6 Colorful Accent 4" w:uiPriority="51"/>
-    <w:lsdException w:name="Grid Table 7 Colorful Accent 4" w:uiPriority="52"/>
-    <w:lsdException w:name="Grid Table 1 Light Accent 5" w:uiPriority="46"/>
-    <w:lsdException w:name="Grid Table 2 Accent 5" w:uiPriority="47"/>
-    <w:lsdException w:name="Grid Table 3 Accent 5" w:uiPriority="48"/>
-    <w:lsdException w:name="Grid Table 4 Accent 5" w:uiPriority="49"/>
-    <w:lsdException w:name="Grid Table 5 Dark Accent 5" w:uiPriority="50"/>
-    <w:lsdException w:name="Grid Table 6 Colorful Accent 5" w:uiPriority="51"/>
-    <w:lsdException w:name="Grid Table 7 Colorful Accent 5" w:uiPriority="52"/>
-    <w:lsdException w:name="Grid Table 1 Light Accent 6" w:uiPriority="46"/>
-    <w:lsdException w:name="Grid Table 2 Accent 6" w:uiPriority="47"/>
-    <w:lsdException w:name="Grid Table 3 Accent 6" w:uiPriority="48"/>
-    <w:lsdException w:name="Grid Table 4 Accent 6" w:uiPriority="49"/>
-    <w:lsdException w:name="Grid Table 5 Dark Accent 6" w:uiPriority="50"/>
-    <w:lsdException w:name="Grid Table 6 Colorful Accent 6" w:uiPriority="51"/>
-    <w:lsdException w:name="Grid Table 7 Colorful Accent 6" w:uiPriority="52"/>
-    <w:lsdException w:name="List Table 1 Light" w:uiPriority="46"/>
-    <w:lsdException w:name="List Table 2" w:uiPriority="47"/>
-    <w:lsdException w:name="List Table 3" w:uiPriority="48"/>
-    <w:lsdException w:name="List Table 4" w:uiPriority="49"/>
-    <w:lsdException w:name="List Table 5 Dark" w:uiPriority="50"/>
-    <w:lsdException w:name="List Table 6 Colorful" w:uiPriority="51"/>
-    <w:lsdException w:name="List Table 7 Colorful" w:uiPriority="52"/>
-    <w:lsdException w:name="List Table 1 Light Accent 1" w:uiPriority="46"/>
-    <w:lsdException w:name="List Table 2 Accent 1" w:uiPriority="47"/>
-    <w:lsdException w:name="List Table 3 Accent 1" w:uiPriority="48"/>
-    <w:lsdException w:name="List Table 4 Accent 1" w:uiPriority="49"/>
-    <w:lsdException w:name="List Table 5 Dark Accent 1" w:uiPriority="50"/>
-    <w:lsdException w:name="List Table 6 Colorful Accent 1" w:uiPriority="51"/>
-    <w:lsdException w:name="List Table 7 Colorful Accent 1" w:uiPriority="52"/>
-    <w:lsdException w:name="List Table 1 Light Accent 2" w:uiPriority="46"/>
-    <w:lsdException w:name="List Table 2 Accent 2" w:uiPriority="47"/>
-    <w:lsdException w:name="List Table 3 Accent 2" w:uiPriority="48"/>
-    <w:lsdException w:name="List Table 4 Accent 2" w:uiPriority="49"/>
-    <w:lsdException w:name="List Table 5 Dark Accent 2" w:uiPriority="50"/>
-    <w:lsdException w:name="List Table 6 Colorful Accent 2" w:uiPriority="51"/>
-    <w:lsdException w:name="List Table 7 Colorful Accent 2" w:uiPriority="52"/>
-    <w:lsdException w:name="List Table 1 Light Accent 3" w:uiPriority="46"/>
-    <w:lsdException w:name="List Table 2 Accent 3" w:uiPriority="47"/>
-    <w:lsdException w:name="List Table 3 Accent 3" w:uiPriority="48"/>
-    <w:lsdException w:name="List Table 4 Accent 3" w:uiPriority="49"/>
-    <w:lsdException w:name="List Table 5 Dark Accent 3" w:uiPriority="50"/>
-    <w:lsdException w:name="List Table 6 Colorful Accent 3" w:uiPriority="51"/>
-    <w:lsdException w:name="List Table 7 Colorful Accent 3" w:uiPriority="52"/>
-    <w:lsdException w:name="List Table 1 Light Accent 4" w:uiPriority="46"/>
-    <w:lsdException w:name="List Table 2 Accent 4" w:uiPriority="47"/>
-    <w:lsdException w:name="List Table 3 Accent 4" w:uiPriority="48"/>
-    <w:lsdException w:name="List Table 4 Accent 4" w:uiPriority="49"/>
-    <w:lsdException w:name="List Table 5 Dark Accent 4" w:uiPriority="50"/>
-    <w:lsdException w:name="List Table 6 Colorful Accent 4" w:uiPriority="51"/>
-    <w:lsdException w:name="List Table 7 Colorful Accent 4" w:uiPriority="52"/>
-    <w:lsdException w:name="List Table 1 Light Accent 5" w:uiPriority="46"/>
-    <w:lsdException w:name="List Table 2 Accent 5" w:uiPriority="47"/>
-    <w:lsdException w:name="List Table 3 Accent 5" w:uiPriority="48"/>
-    <w:lsdException w:name="List Table 4 Accent 5" w:uiPriority="49"/>
-    <w:lsdException w:name="List Table 5 Dark Accent 5" w:uiPriority="50"/>
-    <w:lsdException w:name="List Table 6 Colorful Accent 5" w:uiPriority="51"/>
-    <w:lsdException w:name="List Table 7 Colorful Accent 5" w:uiPriority="52"/>
-    <w:lsdException w:name="List Table 1 Light Accent 6" w:uiPriority="46"/>
-    <w:lsdException w:name="List Table 2 Accent 6" w:uiPriority="47"/>
-    <w:lsdException w:name="List Table 3 Accent 6" w:uiPriority="48"/>
-    <w:lsdException w:name="List Table 4 Accent 6" w:uiPriority="49"/>
-    <w:lsdException w:name="List Table 5 Dark Accent 6" w:uiPriority="50"/>
-    <w:lsdException w:name="List Table 6 Colorful Accent 6" w:uiPriority="51"/>
-    <w:lsdException w:name="List Table 7 Colorful Accent 6" w:uiPriority="52"/>
+  <w:latentStyles w:defLockedState="0" w:defUIPriority="99" w:defSemiHidden="1" w:defUnhideWhenUsed="1" w:defQFormat="0" w:count="267">
+    <w:lsdException w:name="Normal" w:semiHidden="0" w:uiPriority="0" w:unhideWhenUsed="0" w:qFormat="1"/>
+    <w:lsdException w:name="heading 1" w:semiHidden="0" w:uiPriority="9" w:unhideWhenUsed="0" w:qFormat="1"/>
+    <w:lsdException w:name="heading 2" w:uiPriority="9" w:qFormat="1"/>
+    <w:lsdException w:name="heading 3" w:uiPriority="9" w:qFormat="1"/>
+    <w:lsdException w:name="heading 4" w:uiPriority="9" w:qFormat="1"/>
+    <w:lsdException w:name="heading 5" w:uiPriority="9" w:qFormat="1"/>
+    <w:lsdException w:name="heading 6" w:uiPriority="9" w:qFormat="1"/>
+    <w:lsdException w:name="heading 7" w:uiPriority="9" w:qFormat="1"/>
+    <w:lsdException w:name="heading 8" w:uiPriority="9" w:qFormat="1"/>
+    <w:lsdException w:name="heading 9" w:uiPriority="9" w:qFormat="1"/>
+    <w:lsdException w:name="toc 1" w:uiPriority="39"/>
+    <w:lsdException w:name="toc 2" w:uiPriority="39"/>
+    <w:lsdException w:name="toc 3" w:uiPriority="39"/>
+    <w:lsdException w:name="toc 4" w:uiPriority="39"/>
+    <w:lsdException w:name="toc 5" w:uiPriority="39"/>
+    <w:lsdException w:name="toc 6" w:uiPriority="39"/>
+    <w:lsdException w:name="toc 7" w:uiPriority="39"/>
+    <w:lsdException w:name="toc 8" w:uiPriority="39"/>
+    <w:lsdException w:name="toc 9" w:uiPriority="39"/>
+    <w:lsdException w:name="footer" w:qFormat="1"/>
+    <w:lsdException w:name="caption" w:uiPriority="35" w:qFormat="1"/>
+    <w:lsdException w:name="Title" w:semiHidden="0" w:uiPriority="10" w:unhideWhenUsed="0" w:qFormat="1"/>
+    <w:lsdException w:name="Default Paragraph Font" w:uiPriority="1"/>
+    <w:lsdException w:name="Subtitle" w:semiHidden="0" w:uiPriority="11" w:unhideWhenUsed="0" w:qFormat="1"/>
+    <w:lsdException w:name="Hyperlink" w:qFormat="1"/>
+    <w:lsdException w:name="Strong" w:semiHidden="0" w:uiPriority="22" w:unhideWhenUsed="0" w:qFormat="1"/>
+    <w:lsdException w:name="Emphasis" w:semiHidden="0" w:uiPriority="20" w:unhideWhenUsed="0" w:qFormat="1"/>
+    <w:lsdException w:name="Table Grid" w:semiHidden="0" w:uiPriority="39" w:unhideWhenUsed="0"/>
+    <w:lsdException w:name="Placeholder Text" w:unhideWhenUsed="0"/>
+    <w:lsdException w:name="No Spacing" w:semiHidden="0" w:uiPriority="1" w:unhideWhenUsed="0" w:qFormat="1"/>
+    <w:lsdException w:name="Light Shading" w:semiHidden="0" w:uiPriority="60" w:unhideWhenUsed="0"/>
+    <w:lsdException w:name="Light List" w:semiHidden="0" w:uiPriority="61" w:unhideWhenUsed="0"/>
+    <w:lsdException w:name="Light Grid" w:semiHidden="0" w:uiPriority="62" w:unhideWhenUsed="0"/>
+    <w:lsdException w:name="Medium Shading 1" w:semiHidden="0" w:uiPriority="63" w:unhideWhenUsed="0"/>
+    <w:lsdException w:name="Medium Shading 2" w:semiHidden="0" w:uiPriority="64" w:unhideWhenUsed="0"/>
+    <w:lsdException w:name="Medium List 1" w:semiHidden="0" w:uiPriority="65" w:unhideWhenUsed="0"/>
+    <w:lsdException w:name="Medium List 2" w:semiHidden="0" w:uiPriority="66" w:unhideWhenUsed="0"/>
+    <w:lsdException w:name="Medium Grid 1" w:semiHidden="0" w:uiPriority="67" w:unhideWhenUsed="0"/>
+    <w:lsdException w:name="Medium Grid 2" w:semiHidden="0" w:uiPriority="68" w:unhideWhenUsed="0"/>
+    <w:lsdException w:name="Medium Grid 3" w:semiHidden="0" w:uiPriority="69" w:unhideWhenUsed="0"/>
+    <w:lsdException w:name="Dark List" w:semiHidden="0" w:uiPriority="70" w:unhideWhenUsed="0"/>
+    <w:lsdException w:name="Colorful Shading" w:semiHidden="0" w:uiPriority="71" w:unhideWhenUsed="0"/>
+    <w:lsdException w:name="Colorful List" w:semiHidden="0" w:uiPriority="72" w:unhideWhenUsed="0"/>
+    <w:lsdException w:name="Colorful Grid" w:semiHidden="0" w:uiPriority="73" w:unhideWhenUsed="0"/>
+    <w:lsdException w:name="Light Shading Accent 1" w:semiHidden="0" w:uiPriority="60" w:unhideWhenUsed="0"/>
+    <w:lsdException w:name="Light List Accent 1" w:semiHidden="0" w:uiPriority="61" w:unhideWhenUsed="0"/>
+    <w:lsdException w:name="Light Grid Accent 1" w:semiHidden="0" w:uiPriority="62" w:unhideWhenUsed="0"/>
+    <w:lsdException w:name="Medium Shading 1 Accent 1" w:semiHidden="0" w:uiPriority="63" w:unhideWhenUsed="0"/>
+    <w:lsdException w:name="Medium Shading 2 Accent 1" w:semiHidden="0" w:uiPriority="64" w:unhideWhenUsed="0"/>
+    <w:lsdException w:name="Medium List 1 Accent 1" w:semiHidden="0" w:uiPriority="65" w:unhideWhenUsed="0"/>
+    <w:lsdException w:name="Revision" w:unhideWhenUsed="0"/>
+    <w:lsdException w:name="List Paragraph" w:semiHidden="0" w:uiPriority="34" w:unhideWhenUsed="0" w:qFormat="1"/>
+    <w:lsdException w:name="Quote" w:semiHidden="0" w:uiPriority="29" w:unhideWhenUsed="0" w:qFormat="1"/>
+    <w:lsdException w:name="Intense Quote" w:semiHidden="0" w:uiPriority="30" w:unhideWhenUsed="0" w:qFormat="1"/>
+    <w:lsdException w:name="Medium List 2 Accent 1" w:semiHidden="0" w:uiPriority="66" w:unhideWhenUsed="0"/>
+    <w:lsdException w:name="Medium Grid 1 Accent 1" w:semiHidden="0" w:uiPriority="67" w:unhideWhenUsed="0"/>
+    <w:lsdException w:name="Medium Grid 2 Accent 1" w:semiHidden="0" w:uiPriority="68" w:unhideWhenUsed="0"/>
+    <w:lsdException w:name="Medium Grid 3 Accent 1" w:semiHidden="0" w:uiPriority="69" w:unhideWhenUsed="0"/>
+    <w:lsdException w:name="Dark List Accent 1" w:semiHidden="0" w:uiPriority="70" w:unhideWhenUsed="0"/>
+    <w:lsdException w:name="Colorful Shading Accent 1" w:semiHidden="0" w:uiPriority="71" w:unhideWhenUsed="0"/>
+    <w:lsdException w:name="Colorful List Accent 1" w:semiHidden="0" w:uiPriority="72" w:unhideWhenUsed="0"/>
+    <w:lsdException w:name="Colorful Grid Accent 1" w:semiHidden="0" w:uiPriority="73" w:unhideWhenUsed="0"/>
+    <w:lsdException w:name="Light Shading Accent 2" w:semiHidden="0" w:uiPriority="60" w:unhideWhenUsed="0"/>
+    <w:lsdException w:name="Light List Accent 2" w:semiHidden="0" w:uiPriority="61" w:unhideWhenUsed="0"/>
+    <w:lsdException w:name="Light Grid Accent 2" w:semiHidden="0" w:uiPriority="62" w:unhideWhenUsed="0"/>
+    <w:lsdException w:name="Medium Shading 1 Accent 2" w:semiHidden="0" w:uiPriority="63" w:unhideWhenUsed="0"/>
+    <w:lsdException w:name="Medium Shading 2 Accent 2" w:semiHidden="0" w:uiPriority="64" w:unhideWhenUsed="0"/>
+    <w:lsdException w:name="Medium List 1 Accent 2" w:semiHidden="0" w:uiPriority="65" w:unhideWhenUsed="0"/>
+    <w:lsdException w:name="Medium List 2 Accent 2" w:semiHidden="0" w:uiPriority="66" w:unhideWhenUsed="0"/>
+    <w:lsdException w:name="Medium Grid 1 Accent 2" w:semiHidden="0" w:uiPriority="67" w:unhideWhenUsed="0"/>
+    <w:lsdException w:name="Medium Grid 2 Accent 2" w:semiHidden="0" w:uiPriority="68" w:unhideWhenUsed="0"/>
+    <w:lsdException w:name="Medium Grid 3 Accent 2" w:semiHidden="0" w:uiPriority="69" w:unhideWhenUsed="0"/>
+    <w:lsdException w:name="Dark List Accent 2" w:semiHidden="0" w:uiPriority="70" w:unhideWhenUsed="0"/>
+    <w:lsdException w:name="Colorful Shading Accent 2" w:semiHidden="0" w:uiPriority="71" w:unhideWhenUsed="0"/>
+    <w:lsdException w:name="Colorful List Accent 2" w:semiHidden="0" w:uiPriority="72" w:unhideWhenUsed="0"/>
+    <w:lsdException w:name="Colorful Grid Accent 2" w:semiHidden="0" w:uiPriority="73" w:unhideWhenUsed="0"/>
+    <w:lsdException w:name="Light Shading Accent 3" w:semiHidden="0" w:uiPriority="60" w:unhideWhenUsed="0"/>
+    <w:lsdException w:name="Light List Accent 3" w:semiHidden="0" w:uiPriority="61" w:unhideWhenUsed="0"/>
+    <w:lsdException w:name="Light Grid Accent 3" w:semiHidden="0" w:uiPriority="62" w:unhideWhenUsed="0"/>
+    <w:lsdException w:name="Medium Shading 1 Accent 3" w:semiHidden="0" w:uiPriority="63" w:unhideWhenUsed="0"/>
+    <w:lsdException w:name="Medium Shading 2 Accent 3" w:semiHidden="0" w:uiPriority="64" w:unhideWhenUsed="0"/>
+    <w:lsdException w:name="Medium List 1 Accent 3" w:semiHidden="0" w:uiPriority="65" w:unhideWhenUsed="0"/>
+    <w:lsdException w:name="Medium List 2 Accent 3" w:semiHidden="0" w:uiPriority="66" w:unhideWhenUsed="0"/>
+    <w:lsdException w:name="Medium Grid 1 Accent 3" w:semiHidden="0" w:uiPriority="67" w:unhideWhenUsed="0"/>
+    <w:lsdException w:name="Medium Grid 2 Accent 3" w:semiHidden="0" w:uiPriority="68" w:unhideWhenUsed="0"/>
+    <w:lsdException w:name="Medium Grid 3 Accent 3" w:semiHidden="0" w:uiPriority="69" w:unhideWhenUsed="0"/>
+    <w:lsdException w:name="Dark List Accent 3" w:semiHidden="0" w:uiPriority="70" w:unhideWhenUsed="0"/>
+    <w:lsdException w:name="Colorful Shading Accent 3" w:semiHidden="0" w:uiPriority="71" w:unhideWhenUsed="0"/>
+    <w:lsdException w:name="Colorful List Accent 3" w:semiHidden="0" w:uiPriority="72" w:unhideWhenUsed="0"/>
+    <w:lsdException w:name="Colorful Grid Accent 3" w:semiHidden="0" w:uiPriority="73" w:unhideWhenUsed="0"/>
+    <w:lsdException w:name="Light Shading Accent 4" w:semiHidden="0" w:uiPriority="60" w:unhideWhenUsed="0"/>
+    <w:lsdException w:name="Light List Accent 4" w:semiHidden="0" w:uiPriority="61" w:unhideWhenUsed="0"/>
+    <w:lsdException w:name="Light Grid Accent 4" w:semiHidden="0" w:uiPriority="62" w:unhideWhenUsed="0"/>
+    <w:lsdException w:name="Medium Shading 1 Accent 4" w:semiHidden="0" w:uiPriority="63" w:unhideWhenUsed="0"/>
+    <w:lsdException w:name="Medium Shading 2 Accent 4" w:semiHidden="0" w:uiPriority="64" w:unhideWhenUsed="0"/>
+    <w:lsdException w:name="Medium List 1 Accent 4" w:semiHidden="0" w:uiPriority="65" w:unhideWhenUsed="0"/>
+    <w:lsdException w:name="Medium List 2 Accent 4" w:semiHidden="0" w:uiPriority="66" w:unhideWhenUsed="0"/>
+    <w:lsdException w:name="Medium Grid 1 Accent 4" w:semiHidden="0" w:uiPriority="67" w:unhideWhenUsed="0"/>
+    <w:lsdException w:name="Medium Grid 2 Accent 4" w:semiHidden="0" w:uiPriority="68" w:unhideWhenUsed="0"/>
+    <w:lsdException w:name="Medium Grid 3 Accent 4" w:semiHidden="0" w:uiPriority="69" w:unhideWhenUsed="0"/>
+    <w:lsdException w:name="Dark List Accent 4" w:semiHidden="0" w:uiPriority="70" w:unhideWhenUsed="0"/>
+    <w:lsdException w:name="Colorful Shading Accent 4" w:semiHidden="0" w:uiPriority="71" w:unhideWhenUsed="0"/>
+    <w:lsdException w:name="Colorful List Accent 4" w:semiHidden="0" w:uiPriority="72" w:unhideWhenUsed="0"/>
+    <w:lsdException w:name="Colorful Grid Accent 4" w:semiHidden="0" w:uiPriority="73" w:unhideWhenUsed="0"/>
+    <w:lsdException w:name="Light Shading Accent 5" w:semiHidden="0" w:uiPriority="60" w:unhideWhenUsed="0"/>
+    <w:lsdException w:name="Light List Accent 5" w:semiHidden="0" w:uiPriority="61" w:unhideWhenUsed="0"/>
+    <w:lsdException w:name="Light Grid Accent 5" w:semiHidden="0" w:uiPriority="62" w:unhideWhenUsed="0"/>
+    <w:lsdException w:name="Medium Shading 1 Accent 5" w:semiHidden="0" w:uiPriority="63" w:unhideWhenUsed="0"/>
+    <w:lsdException w:name="Medium Shading 2 Accent 5" w:semiHidden="0" w:uiPriority="64" w:unhideWhenUsed="0"/>
+    <w:lsdException w:name="Medium List 1 Accent 5" w:semiHidden="0" w:uiPriority="65" w:unhideWhenUsed="0"/>
+    <w:lsdException w:name="Medium List 2 Accent 5" w:semiHidden="0" w:uiPriority="66" w:unhideWhenUsed="0"/>
+    <w:lsdException w:name="Medium Grid 1 Accent 5" w:semiHidden="0" w:uiPriority="67" w:unhideWhenUsed="0"/>
+    <w:lsdException w:name="Medium Grid 2 Accent 5" w:semiHidden="0" w:uiPriority="68" w:unhideWhenUsed="0"/>
+    <w:lsdException w:name="Medium Grid 3 Accent 5" w:semiHidden="0" w:uiPriority="69" w:unhideWhenUsed="0"/>
+    <w:lsdException w:name="Dark List Accent 5" w:semiHidden="0" w:uiPriority="70" w:unhideWhenUsed="0"/>
+    <w:lsdException w:name="Colorful Shading Accent 5" w:semiHidden="0" w:uiPriority="71" w:unhideWhenUsed="0"/>
+    <w:lsdException w:name="Colorful List Accent 5" w:semiHidden="0" w:uiPriority="72" w:unhideWhenUsed="0"/>
+    <w:lsdException w:name="Colorful Grid Accent 5" w:semiHidden="0" w:uiPriority="73" w:unhideWhenUsed="0"/>
+    <w:lsdException w:name="Light Shading Accent 6" w:semiHidden="0" w:uiPriority="60" w:unhideWhenUsed="0"/>
+    <w:lsdException w:name="Light List Accent 6" w:semiHidden="0" w:uiPriority="61" w:unhideWhenUsed="0"/>
+    <w:lsdException w:name="Light Grid Accent 6" w:semiHidden="0" w:uiPriority="62" w:unhideWhenUsed="0"/>
+    <w:lsdException w:name="Medium Shading 1 Accent 6" w:semiHidden="0" w:uiPriority="63" w:unhideWhenUsed="0"/>
+    <w:lsdException w:name="Medium Shading 2 Accent 6" w:semiHidden="0" w:uiPriority="64" w:unhideWhenUsed="0"/>
+    <w:lsdException w:name="Medium List 1 Accent 6" w:semiHidden="0" w:uiPriority="65" w:unhideWhenUsed="0"/>
+    <w:lsdException w:name="Medium List 2 Accent 6" w:semiHidden="0" w:uiPriority="66" w:unhideWhenUsed="0"/>
+    <w:lsdException w:name="Medium Grid 1 Accent 6" w:semiHidden="0" w:uiPriority="67" w:unhideWhenUsed="0"/>
+    <w:lsdException w:name="Medium Grid 2 Accent 6" w:semiHidden="0" w:uiPriority="68" w:unhideWhenUsed="0"/>
+    <w:lsdException w:name="Medium Grid 3 Accent 6" w:semiHidden="0" w:uiPriority="69" w:unhideWhenUsed="0"/>
+    <w:lsdException w:name="Dark List Accent 6" w:semiHidden="0" w:uiPriority="70" w:unhideWhenUsed="0"/>
+    <w:lsdException w:name="Colorful Shading Accent 6" w:semiHidden="0" w:uiPriority="71" w:unhideWhenUsed="0"/>
+    <w:lsdException w:name="Colorful List Accent 6" w:semiHidden="0" w:uiPriority="72" w:unhideWhenUsed="0"/>
+    <w:lsdException w:name="Colorful Grid Accent 6" w:semiHidden="0" w:uiPriority="73" w:unhideWhenUsed="0"/>
+    <w:lsdException w:name="Subtle Emphasis" w:semiHidden="0" w:uiPriority="19" w:unhideWhenUsed="0" w:qFormat="1"/>
+    <w:lsdException w:name="Intense Emphasis" w:semiHidden="0" w:uiPriority="21" w:unhideWhenUsed="0" w:qFormat="1"/>
+    <w:lsdException w:name="Subtle Reference" w:semiHidden="0" w:uiPriority="31" w:unhideWhenUsed="0" w:qFormat="1"/>
+    <w:lsdException w:name="Intense Reference" w:semiHidden="0" w:uiPriority="32" w:unhideWhenUsed="0" w:qFormat="1"/>
+    <w:lsdException w:name="Book Title" w:semiHidden="0" w:uiPriority="33" w:unhideWhenUsed="0" w:qFormat="1"/>
+    <w:lsdException w:name="Bibliography" w:uiPriority="37"/>
+    <w:lsdException w:name="TOC Heading" w:uiPriority="39" w:qFormat="1"/>
   </w:latentStyles>
   <w:style w:type="paragraph" w:default="1" w:styleId="Normal">
     <w:name w:val="Normal"/>
@@ -9485,6 +9358,7 @@
       <w:spacing w:after="0" w:line="240" w:lineRule="auto"/>
     </w:pPr>
     <w:tblPr>
+      <w:tblInd w:w="0" w:type="dxa"/>
       <w:tblBorders>
         <w:top w:val="single" w:sz="4" w:space="0" w:color="auto"/>
         <w:left w:val="single" w:sz="4" w:space="0" w:color="auto"/>
@@ -9493,6 +9367,437 @@
         <w:insideH w:val="single" w:sz="4" w:space="0" w:color="auto"/>
         <w:insideV w:val="single" w:sz="4" w:space="0" w:color="auto"/>
       </w:tblBorders>
+      <w:tblCellMar>
+        <w:top w:w="0" w:type="dxa"/>
+        <w:left w:w="108" w:type="dxa"/>
+        <w:bottom w:w="0" w:type="dxa"/>
+        <w:right w:w="108" w:type="dxa"/>
+      </w:tblCellMar>
+    </w:tblPr>
+  </w:style>
+  <w:style w:type="character" w:styleId="Hyperlink">
+    <w:name w:val="Hyperlink"/>
+    <w:basedOn w:val="DefaultParagraphFont"/>
+    <w:uiPriority w:val="99"/>
+    <w:unhideWhenUsed/>
+    <w:qFormat/>
+    <w:rsid w:val="004F6B0C"/>
+    <w:rPr>
+      <w:color w:val="0000FF" w:themeColor="hyperlink"/>
+      <w:u w:val="single"/>
+    </w:rPr>
+  </w:style>
+  <w:style w:type="paragraph" w:styleId="TOCHeading">
+    <w:name w:val="TOC Heading"/>
+    <w:basedOn w:val="Heading1"/>
+    <w:next w:val="Normal"/>
+    <w:uiPriority w:val="39"/>
+    <w:semiHidden/>
+    <w:unhideWhenUsed/>
+    <w:qFormat/>
+    <w:rsid w:val="008C7688"/>
+    <w:pPr>
+      <w:outlineLvl w:val="9"/>
+    </w:pPr>
+    <w:rPr>
+      <w:lang w:eastAsia="ja-JP"/>
+    </w:rPr>
+  </w:style>
+  <w:style w:type="paragraph" w:styleId="TOC1">
+    <w:name w:val="toc 1"/>
+    <w:basedOn w:val="Normal"/>
+    <w:next w:val="Normal"/>
+    <w:autoRedefine/>
+    <w:uiPriority w:val="39"/>
+    <w:unhideWhenUsed/>
+    <w:rsid w:val="001645DF"/>
+    <w:pPr>
+      <w:tabs>
+        <w:tab w:val="left" w:pos="284"/>
+        <w:tab w:val="right" w:leader="dot" w:pos="9072"/>
+      </w:tabs>
+      <w:spacing w:after="100"/>
+    </w:pPr>
+  </w:style>
+  <w:style w:type="paragraph" w:styleId="TOC2">
+    <w:name w:val="toc 2"/>
+    <w:basedOn w:val="Normal"/>
+    <w:next w:val="Normal"/>
+    <w:autoRedefine/>
+    <w:uiPriority w:val="39"/>
+    <w:unhideWhenUsed/>
+    <w:rsid w:val="001645DF"/>
+    <w:pPr>
+      <w:tabs>
+        <w:tab w:val="left" w:pos="709"/>
+        <w:tab w:val="right" w:leader="dot" w:pos="9072"/>
+      </w:tabs>
+      <w:spacing w:after="100"/>
+      <w:ind w:left="220"/>
+    </w:pPr>
+  </w:style>
+  <w:style w:type="paragraph" w:styleId="BalloonText">
+    <w:name w:val="Balloon Text"/>
+    <w:basedOn w:val="Normal"/>
+    <w:link w:val="BalloonTextChar"/>
+    <w:uiPriority w:val="99"/>
+    <w:semiHidden/>
+    <w:unhideWhenUsed/>
+    <w:rsid w:val="008C7688"/>
+    <w:pPr>
+      <w:spacing w:after="0" w:line="240" w:lineRule="auto"/>
+    </w:pPr>
+    <w:rPr>
+      <w:rFonts w:ascii="Tahoma" w:hAnsi="Tahoma" w:cs="Tahoma"/>
+      <w:sz w:val="16"/>
+      <w:szCs w:val="16"/>
+    </w:rPr>
+  </w:style>
+  <w:style w:type="character" w:customStyle="1" w:styleId="BalloonTextChar">
+    <w:name w:val="Balloon Text Char"/>
+    <w:basedOn w:val="DefaultParagraphFont"/>
+    <w:link w:val="BalloonText"/>
+    <w:uiPriority w:val="99"/>
+    <w:semiHidden/>
+    <w:rsid w:val="008C7688"/>
+    <w:rPr>
+      <w:rFonts w:ascii="Tahoma" w:hAnsi="Tahoma" w:cs="Tahoma"/>
+      <w:sz w:val="16"/>
+      <w:szCs w:val="16"/>
+    </w:rPr>
+  </w:style>
+  <w:style w:type="paragraph" w:styleId="Header">
+    <w:name w:val="header"/>
+    <w:basedOn w:val="Normal"/>
+    <w:link w:val="HeaderChar"/>
+    <w:uiPriority w:val="99"/>
+    <w:unhideWhenUsed/>
+    <w:rsid w:val="00C53C79"/>
+    <w:pPr>
+      <w:tabs>
+        <w:tab w:val="center" w:pos="4680"/>
+        <w:tab w:val="right" w:pos="9360"/>
+      </w:tabs>
+      <w:spacing w:after="0" w:line="240" w:lineRule="auto"/>
+    </w:pPr>
+  </w:style>
+  <w:style w:type="character" w:customStyle="1" w:styleId="HeaderChar">
+    <w:name w:val="Header Char"/>
+    <w:basedOn w:val="DefaultParagraphFont"/>
+    <w:link w:val="Header"/>
+    <w:uiPriority w:val="99"/>
+    <w:rsid w:val="00C53C79"/>
+  </w:style>
+  <w:style w:type="paragraph" w:styleId="Footer">
+    <w:name w:val="footer"/>
+    <w:basedOn w:val="Normal"/>
+    <w:link w:val="FooterChar"/>
+    <w:uiPriority w:val="99"/>
+    <w:unhideWhenUsed/>
+    <w:qFormat/>
+    <w:rsid w:val="00C53C79"/>
+    <w:pPr>
+      <w:tabs>
+        <w:tab w:val="center" w:pos="4680"/>
+        <w:tab w:val="right" w:pos="9360"/>
+      </w:tabs>
+      <w:spacing w:after="0" w:line="240" w:lineRule="auto"/>
+    </w:pPr>
+  </w:style>
+  <w:style w:type="character" w:customStyle="1" w:styleId="FooterChar">
+    <w:name w:val="Footer Char"/>
+    <w:basedOn w:val="DefaultParagraphFont"/>
+    <w:link w:val="Footer"/>
+    <w:uiPriority w:val="99"/>
+    <w:qFormat/>
+    <w:rsid w:val="00C53C79"/>
+  </w:style>
+  <w:style w:type="paragraph" w:customStyle="1" w:styleId="TOCHeading1">
+    <w:name w:val="TOC Heading1"/>
+    <w:basedOn w:val="Heading1"/>
+    <w:next w:val="Normal"/>
+    <w:uiPriority w:val="39"/>
+    <w:unhideWhenUsed/>
+    <w:qFormat/>
+    <w:rsid w:val="00196605"/>
+    <w:pPr>
+      <w:spacing w:before="240" w:line="259" w:lineRule="auto"/>
+      <w:ind w:hanging="357"/>
+      <w:outlineLvl w:val="9"/>
+    </w:pPr>
+    <w:rPr>
+      <w:b w:val="0"/>
+      <w:bCs w:val="0"/>
+      <w:sz w:val="32"/>
+      <w:szCs w:val="32"/>
+    </w:rPr>
+  </w:style>
+</w:styles>
+</file>
+
+<file path=word/stylesWithEffects.xml><?xml version="1.0" encoding="utf-8"?>
+<w:styles xmlns:wpc="http://schemas.microsoft.com/office/word/2010/wordprocessingCanvas" xmlns:mc="http://schemas.openxmlformats.org/markup-compatibility/2006" xmlns:o="urn:schemas-microsoft-com:office:office" xmlns:r="http://schemas.openxmlformats.org/officeDocument/2006/relationships" xmlns:m="http://schemas.openxmlformats.org/officeDocument/2006/math" xmlns:v="urn:schemas-microsoft-com:vml" xmlns:wp14="http://schemas.microsoft.com/office/word/2010/wordprocessingDrawing" xmlns:wp="http://schemas.openxmlformats.org/drawingml/2006/wordprocessingDrawing" xmlns:w10="urn:schemas-microsoft-com:office:word" xmlns:w="http://schemas.openxmlformats.org/wordprocessingml/2006/main" xmlns:w14="http://schemas.microsoft.com/office/word/2010/wordml" xmlns:wpg="http://schemas.microsoft.com/office/word/2010/wordprocessingGroup" xmlns:wpi="http://schemas.microsoft.com/office/word/2010/wordprocessingInk" xmlns:wne="http://schemas.microsoft.com/office/word/2006/wordml" xmlns:wps="http://schemas.microsoft.com/office/word/2010/wordprocessingShape" mc:Ignorable="w14 wp14">
+  <w:docDefaults>
+    <w:rPrDefault>
+      <w:rPr>
+        <w:rFonts w:asciiTheme="minorHAnsi" w:eastAsiaTheme="minorHAnsi" w:hAnsiTheme="minorHAnsi" w:cstheme="minorBidi"/>
+        <w:sz w:val="22"/>
+        <w:szCs w:val="22"/>
+        <w:lang w:val="en-US" w:eastAsia="en-US" w:bidi="ar-SA"/>
+      </w:rPr>
+    </w:rPrDefault>
+    <w:pPrDefault>
+      <w:pPr>
+        <w:spacing w:after="200" w:line="276" w:lineRule="auto"/>
+      </w:pPr>
+    </w:pPrDefault>
+  </w:docDefaults>
+  <w:latentStyles w:defLockedState="0" w:defUIPriority="99" w:defSemiHidden="1" w:defUnhideWhenUsed="1" w:defQFormat="0" w:count="267">
+    <w:lsdException w:name="Normal" w:semiHidden="0" w:uiPriority="0" w:unhideWhenUsed="0" w:qFormat="1"/>
+    <w:lsdException w:name="heading 1" w:semiHidden="0" w:uiPriority="9" w:unhideWhenUsed="0" w:qFormat="1"/>
+    <w:lsdException w:name="heading 2" w:uiPriority="9" w:qFormat="1"/>
+    <w:lsdException w:name="heading 3" w:uiPriority="9" w:qFormat="1"/>
+    <w:lsdException w:name="heading 4" w:uiPriority="9" w:qFormat="1"/>
+    <w:lsdException w:name="heading 5" w:uiPriority="9" w:qFormat="1"/>
+    <w:lsdException w:name="heading 6" w:uiPriority="9" w:qFormat="1"/>
+    <w:lsdException w:name="heading 7" w:uiPriority="9" w:qFormat="1"/>
+    <w:lsdException w:name="heading 8" w:uiPriority="9" w:qFormat="1"/>
+    <w:lsdException w:name="heading 9" w:uiPriority="9" w:qFormat="1"/>
+    <w:lsdException w:name="toc 1" w:uiPriority="39"/>
+    <w:lsdException w:name="toc 2" w:uiPriority="39"/>
+    <w:lsdException w:name="toc 3" w:uiPriority="39"/>
+    <w:lsdException w:name="toc 4" w:uiPriority="39"/>
+    <w:lsdException w:name="toc 5" w:uiPriority="39"/>
+    <w:lsdException w:name="toc 6" w:uiPriority="39"/>
+    <w:lsdException w:name="toc 7" w:uiPriority="39"/>
+    <w:lsdException w:name="toc 8" w:uiPriority="39"/>
+    <w:lsdException w:name="toc 9" w:uiPriority="39"/>
+    <w:lsdException w:name="footer" w:qFormat="1"/>
+    <w:lsdException w:name="caption" w:uiPriority="35" w:qFormat="1"/>
+    <w:lsdException w:name="Title" w:semiHidden="0" w:uiPriority="10" w:unhideWhenUsed="0" w:qFormat="1"/>
+    <w:lsdException w:name="Default Paragraph Font" w:uiPriority="1"/>
+    <w:lsdException w:name="Subtitle" w:semiHidden="0" w:uiPriority="11" w:unhideWhenUsed="0" w:qFormat="1"/>
+    <w:lsdException w:name="Hyperlink" w:qFormat="1"/>
+    <w:lsdException w:name="Strong" w:semiHidden="0" w:uiPriority="22" w:unhideWhenUsed="0" w:qFormat="1"/>
+    <w:lsdException w:name="Emphasis" w:semiHidden="0" w:uiPriority="20" w:unhideWhenUsed="0" w:qFormat="1"/>
+    <w:lsdException w:name="Table Grid" w:semiHidden="0" w:uiPriority="39" w:unhideWhenUsed="0"/>
+    <w:lsdException w:name="Placeholder Text" w:unhideWhenUsed="0"/>
+    <w:lsdException w:name="No Spacing" w:semiHidden="0" w:uiPriority="1" w:unhideWhenUsed="0" w:qFormat="1"/>
+    <w:lsdException w:name="Light Shading" w:semiHidden="0" w:uiPriority="60" w:unhideWhenUsed="0"/>
+    <w:lsdException w:name="Light List" w:semiHidden="0" w:uiPriority="61" w:unhideWhenUsed="0"/>
+    <w:lsdException w:name="Light Grid" w:semiHidden="0" w:uiPriority="62" w:unhideWhenUsed="0"/>
+    <w:lsdException w:name="Medium Shading 1" w:semiHidden="0" w:uiPriority="63" w:unhideWhenUsed="0"/>
+    <w:lsdException w:name="Medium Shading 2" w:semiHidden="0" w:uiPriority="64" w:unhideWhenUsed="0"/>
+    <w:lsdException w:name="Medium List 1" w:semiHidden="0" w:uiPriority="65" w:unhideWhenUsed="0"/>
+    <w:lsdException w:name="Medium List 2" w:semiHidden="0" w:uiPriority="66" w:unhideWhenUsed="0"/>
+    <w:lsdException w:name="Medium Grid 1" w:semiHidden="0" w:uiPriority="67" w:unhideWhenUsed="0"/>
+    <w:lsdException w:name="Medium Grid 2" w:semiHidden="0" w:uiPriority="68" w:unhideWhenUsed="0"/>
+    <w:lsdException w:name="Medium Grid 3" w:semiHidden="0" w:uiPriority="69" w:unhideWhenUsed="0"/>
+    <w:lsdException w:name="Dark List" w:semiHidden="0" w:uiPriority="70" w:unhideWhenUsed="0"/>
+    <w:lsdException w:name="Colorful Shading" w:semiHidden="0" w:uiPriority="71" w:unhideWhenUsed="0"/>
+    <w:lsdException w:name="Colorful List" w:semiHidden="0" w:uiPriority="72" w:unhideWhenUsed="0"/>
+    <w:lsdException w:name="Colorful Grid" w:semiHidden="0" w:uiPriority="73" w:unhideWhenUsed="0"/>
+    <w:lsdException w:name="Light Shading Accent 1" w:semiHidden="0" w:uiPriority="60" w:unhideWhenUsed="0"/>
+    <w:lsdException w:name="Light List Accent 1" w:semiHidden="0" w:uiPriority="61" w:unhideWhenUsed="0"/>
+    <w:lsdException w:name="Light Grid Accent 1" w:semiHidden="0" w:uiPriority="62" w:unhideWhenUsed="0"/>
+    <w:lsdException w:name="Medium Shading 1 Accent 1" w:semiHidden="0" w:uiPriority="63" w:unhideWhenUsed="0"/>
+    <w:lsdException w:name="Medium Shading 2 Accent 1" w:semiHidden="0" w:uiPriority="64" w:unhideWhenUsed="0"/>
+    <w:lsdException w:name="Medium List 1 Accent 1" w:semiHidden="0" w:uiPriority="65" w:unhideWhenUsed="0"/>
+    <w:lsdException w:name="Revision" w:unhideWhenUsed="0"/>
+    <w:lsdException w:name="List Paragraph" w:semiHidden="0" w:uiPriority="34" w:unhideWhenUsed="0" w:qFormat="1"/>
+    <w:lsdException w:name="Quote" w:semiHidden="0" w:uiPriority="29" w:unhideWhenUsed="0" w:qFormat="1"/>
+    <w:lsdException w:name="Intense Quote" w:semiHidden="0" w:uiPriority="30" w:unhideWhenUsed="0" w:qFormat="1"/>
+    <w:lsdException w:name="Medium List 2 Accent 1" w:semiHidden="0" w:uiPriority="66" w:unhideWhenUsed="0"/>
+    <w:lsdException w:name="Medium Grid 1 Accent 1" w:semiHidden="0" w:uiPriority="67" w:unhideWhenUsed="0"/>
+    <w:lsdException w:name="Medium Grid 2 Accent 1" w:semiHidden="0" w:uiPriority="68" w:unhideWhenUsed="0"/>
+    <w:lsdException w:name="Medium Grid 3 Accent 1" w:semiHidden="0" w:uiPriority="69" w:unhideWhenUsed="0"/>
+    <w:lsdException w:name="Dark List Accent 1" w:semiHidden="0" w:uiPriority="70" w:unhideWhenUsed="0"/>
+    <w:lsdException w:name="Colorful Shading Accent 1" w:semiHidden="0" w:uiPriority="71" w:unhideWhenUsed="0"/>
+    <w:lsdException w:name="Colorful List Accent 1" w:semiHidden="0" w:uiPriority="72" w:unhideWhenUsed="0"/>
+    <w:lsdException w:name="Colorful Grid Accent 1" w:semiHidden="0" w:uiPriority="73" w:unhideWhenUsed="0"/>
+    <w:lsdException w:name="Light Shading Accent 2" w:semiHidden="0" w:uiPriority="60" w:unhideWhenUsed="0"/>
+    <w:lsdException w:name="Light List Accent 2" w:semiHidden="0" w:uiPriority="61" w:unhideWhenUsed="0"/>
+    <w:lsdException w:name="Light Grid Accent 2" w:semiHidden="0" w:uiPriority="62" w:unhideWhenUsed="0"/>
+    <w:lsdException w:name="Medium Shading 1 Accent 2" w:semiHidden="0" w:uiPriority="63" w:unhideWhenUsed="0"/>
+    <w:lsdException w:name="Medium Shading 2 Accent 2" w:semiHidden="0" w:uiPriority="64" w:unhideWhenUsed="0"/>
+    <w:lsdException w:name="Medium List 1 Accent 2" w:semiHidden="0" w:uiPriority="65" w:unhideWhenUsed="0"/>
+    <w:lsdException w:name="Medium List 2 Accent 2" w:semiHidden="0" w:uiPriority="66" w:unhideWhenUsed="0"/>
+    <w:lsdException w:name="Medium Grid 1 Accent 2" w:semiHidden="0" w:uiPriority="67" w:unhideWhenUsed="0"/>
+    <w:lsdException w:name="Medium Grid 2 Accent 2" w:semiHidden="0" w:uiPriority="68" w:unhideWhenUsed="0"/>
+    <w:lsdException w:name="Medium Grid 3 Accent 2" w:semiHidden="0" w:uiPriority="69" w:unhideWhenUsed="0"/>
+    <w:lsdException w:name="Dark List Accent 2" w:semiHidden="0" w:uiPriority="70" w:unhideWhenUsed="0"/>
+    <w:lsdException w:name="Colorful Shading Accent 2" w:semiHidden="0" w:uiPriority="71" w:unhideWhenUsed="0"/>
+    <w:lsdException w:name="Colorful List Accent 2" w:semiHidden="0" w:uiPriority="72" w:unhideWhenUsed="0"/>
+    <w:lsdException w:name="Colorful Grid Accent 2" w:semiHidden="0" w:uiPriority="73" w:unhideWhenUsed="0"/>
+    <w:lsdException w:name="Light Shading Accent 3" w:semiHidden="0" w:uiPriority="60" w:unhideWhenUsed="0"/>
+    <w:lsdException w:name="Light List Accent 3" w:semiHidden="0" w:uiPriority="61" w:unhideWhenUsed="0"/>
+    <w:lsdException w:name="Light Grid Accent 3" w:semiHidden="0" w:uiPriority="62" w:unhideWhenUsed="0"/>
+    <w:lsdException w:name="Medium Shading 1 Accent 3" w:semiHidden="0" w:uiPriority="63" w:unhideWhenUsed="0"/>
+    <w:lsdException w:name="Medium Shading 2 Accent 3" w:semiHidden="0" w:uiPriority="64" w:unhideWhenUsed="0"/>
+    <w:lsdException w:name="Medium List 1 Accent 3" w:semiHidden="0" w:uiPriority="65" w:unhideWhenUsed="0"/>
+    <w:lsdException w:name="Medium List 2 Accent 3" w:semiHidden="0" w:uiPriority="66" w:unhideWhenUsed="0"/>
+    <w:lsdException w:name="Medium Grid 1 Accent 3" w:semiHidden="0" w:uiPriority="67" w:unhideWhenUsed="0"/>
+    <w:lsdException w:name="Medium Grid 2 Accent 3" w:semiHidden="0" w:uiPriority="68" w:unhideWhenUsed="0"/>
+    <w:lsdException w:name="Medium Grid 3 Accent 3" w:semiHidden="0" w:uiPriority="69" w:unhideWhenUsed="0"/>
+    <w:lsdException w:name="Dark List Accent 3" w:semiHidden="0" w:uiPriority="70" w:unhideWhenUsed="0"/>
+    <w:lsdException w:name="Colorful Shading Accent 3" w:semiHidden="0" w:uiPriority="71" w:unhideWhenUsed="0"/>
+    <w:lsdException w:name="Colorful List Accent 3" w:semiHidden="0" w:uiPriority="72" w:unhideWhenUsed="0"/>
+    <w:lsdException w:name="Colorful Grid Accent 3" w:semiHidden="0" w:uiPriority="73" w:unhideWhenUsed="0"/>
+    <w:lsdException w:name="Light Shading Accent 4" w:semiHidden="0" w:uiPriority="60" w:unhideWhenUsed="0"/>
+    <w:lsdException w:name="Light List Accent 4" w:semiHidden="0" w:uiPriority="61" w:unhideWhenUsed="0"/>
+    <w:lsdException w:name="Light Grid Accent 4" w:semiHidden="0" w:uiPriority="62" w:unhideWhenUsed="0"/>
+    <w:lsdException w:name="Medium Shading 1 Accent 4" w:semiHidden="0" w:uiPriority="63" w:unhideWhenUsed="0"/>
+    <w:lsdException w:name="Medium Shading 2 Accent 4" w:semiHidden="0" w:uiPriority="64" w:unhideWhenUsed="0"/>
+    <w:lsdException w:name="Medium List 1 Accent 4" w:semiHidden="0" w:uiPriority="65" w:unhideWhenUsed="0"/>
+    <w:lsdException w:name="Medium List 2 Accent 4" w:semiHidden="0" w:uiPriority="66" w:unhideWhenUsed="0"/>
+    <w:lsdException w:name="Medium Grid 1 Accent 4" w:semiHidden="0" w:uiPriority="67" w:unhideWhenUsed="0"/>
+    <w:lsdException w:name="Medium Grid 2 Accent 4" w:semiHidden="0" w:uiPriority="68" w:unhideWhenUsed="0"/>
+    <w:lsdException w:name="Medium Grid 3 Accent 4" w:semiHidden="0" w:uiPriority="69" w:unhideWhenUsed="0"/>
+    <w:lsdException w:name="Dark List Accent 4" w:semiHidden="0" w:uiPriority="70" w:unhideWhenUsed="0"/>
+    <w:lsdException w:name="Colorful Shading Accent 4" w:semiHidden="0" w:uiPriority="71" w:unhideWhenUsed="0"/>
+    <w:lsdException w:name="Colorful List Accent 4" w:semiHidden="0" w:uiPriority="72" w:unhideWhenUsed="0"/>
+    <w:lsdException w:name="Colorful Grid Accent 4" w:semiHidden="0" w:uiPriority="73" w:unhideWhenUsed="0"/>
+    <w:lsdException w:name="Light Shading Accent 5" w:semiHidden="0" w:uiPriority="60" w:unhideWhenUsed="0"/>
+    <w:lsdException w:name="Light List Accent 5" w:semiHidden="0" w:uiPriority="61" w:unhideWhenUsed="0"/>
+    <w:lsdException w:name="Light Grid Accent 5" w:semiHidden="0" w:uiPriority="62" w:unhideWhenUsed="0"/>
+    <w:lsdException w:name="Medium Shading 1 Accent 5" w:semiHidden="0" w:uiPriority="63" w:unhideWhenUsed="0"/>
+    <w:lsdException w:name="Medium Shading 2 Accent 5" w:semiHidden="0" w:uiPriority="64" w:unhideWhenUsed="0"/>
+    <w:lsdException w:name="Medium List 1 Accent 5" w:semiHidden="0" w:uiPriority="65" w:unhideWhenUsed="0"/>
+    <w:lsdException w:name="Medium List 2 Accent 5" w:semiHidden="0" w:uiPriority="66" w:unhideWhenUsed="0"/>
+    <w:lsdException w:name="Medium Grid 1 Accent 5" w:semiHidden="0" w:uiPriority="67" w:unhideWhenUsed="0"/>
+    <w:lsdException w:name="Medium Grid 2 Accent 5" w:semiHidden="0" w:uiPriority="68" w:unhideWhenUsed="0"/>
+    <w:lsdException w:name="Medium Grid 3 Accent 5" w:semiHidden="0" w:uiPriority="69" w:unhideWhenUsed="0"/>
+    <w:lsdException w:name="Dark List Accent 5" w:semiHidden="0" w:uiPriority="70" w:unhideWhenUsed="0"/>
+    <w:lsdException w:name="Colorful Shading Accent 5" w:semiHidden="0" w:uiPriority="71" w:unhideWhenUsed="0"/>
+    <w:lsdException w:name="Colorful List Accent 5" w:semiHidden="0" w:uiPriority="72" w:unhideWhenUsed="0"/>
+    <w:lsdException w:name="Colorful Grid Accent 5" w:semiHidden="0" w:uiPriority="73" w:unhideWhenUsed="0"/>
+    <w:lsdException w:name="Light Shading Accent 6" w:semiHidden="0" w:uiPriority="60" w:unhideWhenUsed="0"/>
+    <w:lsdException w:name="Light List Accent 6" w:semiHidden="0" w:uiPriority="61" w:unhideWhenUsed="0"/>
+    <w:lsdException w:name="Light Grid Accent 6" w:semiHidden="0" w:uiPriority="62" w:unhideWhenUsed="0"/>
+    <w:lsdException w:name="Medium Shading 1 Accent 6" w:semiHidden="0" w:uiPriority="63" w:unhideWhenUsed="0"/>
+    <w:lsdException w:name="Medium Shading 2 Accent 6" w:semiHidden="0" w:uiPriority="64" w:unhideWhenUsed="0"/>
+    <w:lsdException w:name="Medium List 1 Accent 6" w:semiHidden="0" w:uiPriority="65" w:unhideWhenUsed="0"/>
+    <w:lsdException w:name="Medium List 2 Accent 6" w:semiHidden="0" w:uiPriority="66" w:unhideWhenUsed="0"/>
+    <w:lsdException w:name="Medium Grid 1 Accent 6" w:semiHidden="0" w:uiPriority="67" w:unhideWhenUsed="0"/>
+    <w:lsdException w:name="Medium Grid 2 Accent 6" w:semiHidden="0" w:uiPriority="68" w:unhideWhenUsed="0"/>
+    <w:lsdException w:name="Medium Grid 3 Accent 6" w:semiHidden="0" w:uiPriority="69" w:unhideWhenUsed="0"/>
+    <w:lsdException w:name="Dark List Accent 6" w:semiHidden="0" w:uiPriority="70" w:unhideWhenUsed="0"/>
+    <w:lsdException w:name="Colorful Shading Accent 6" w:semiHidden="0" w:uiPriority="71" w:unhideWhenUsed="0"/>
+    <w:lsdException w:name="Colorful List Accent 6" w:semiHidden="0" w:uiPriority="72" w:unhideWhenUsed="0"/>
+    <w:lsdException w:name="Colorful Grid Accent 6" w:semiHidden="0" w:uiPriority="73" w:unhideWhenUsed="0"/>
+    <w:lsdException w:name="Subtle Emphasis" w:semiHidden="0" w:uiPriority="19" w:unhideWhenUsed="0" w:qFormat="1"/>
+    <w:lsdException w:name="Intense Emphasis" w:semiHidden="0" w:uiPriority="21" w:unhideWhenUsed="0" w:qFormat="1"/>
+    <w:lsdException w:name="Subtle Reference" w:semiHidden="0" w:uiPriority="31" w:unhideWhenUsed="0" w:qFormat="1"/>
+    <w:lsdException w:name="Intense Reference" w:semiHidden="0" w:uiPriority="32" w:unhideWhenUsed="0" w:qFormat="1"/>
+    <w:lsdException w:name="Book Title" w:semiHidden="0" w:uiPriority="33" w:unhideWhenUsed="0" w:qFormat="1"/>
+    <w:lsdException w:name="Bibliography" w:uiPriority="37"/>
+    <w:lsdException w:name="TOC Heading" w:uiPriority="39" w:qFormat="1"/>
+  </w:latentStyles>
+  <w:style w:type="paragraph" w:default="1" w:styleId="Normal">
+    <w:name w:val="Normal"/>
+    <w:qFormat/>
+    <w:rsid w:val="004F6B0C"/>
+  </w:style>
+  <w:style w:type="paragraph" w:styleId="Heading1">
+    <w:name w:val="heading 1"/>
+    <w:basedOn w:val="Normal"/>
+    <w:next w:val="Normal"/>
+    <w:link w:val="Heading1Char"/>
+    <w:uiPriority w:val="9"/>
+    <w:qFormat/>
+    <w:rsid w:val="00F3701F"/>
+    <w:pPr>
+      <w:keepNext/>
+      <w:keepLines/>
+      <w:spacing w:before="480" w:after="0"/>
+      <w:outlineLvl w:val="0"/>
+    </w:pPr>
+    <w:rPr>
+      <w:rFonts w:asciiTheme="majorHAnsi" w:eastAsiaTheme="majorEastAsia" w:hAnsiTheme="majorHAnsi" w:cstheme="majorBidi"/>
+      <w:b/>
+      <w:bCs/>
+      <w:color w:val="365F91" w:themeColor="accent1" w:themeShade="BF"/>
+      <w:sz w:val="28"/>
+      <w:szCs w:val="28"/>
+    </w:rPr>
+  </w:style>
+  <w:style w:type="character" w:default="1" w:styleId="DefaultParagraphFont">
+    <w:name w:val="Default Paragraph Font"/>
+    <w:uiPriority w:val="1"/>
+    <w:semiHidden/>
+    <w:unhideWhenUsed/>
+  </w:style>
+  <w:style w:type="table" w:default="1" w:styleId="TableNormal">
+    <w:name w:val="Normal Table"/>
+    <w:uiPriority w:val="99"/>
+    <w:semiHidden/>
+    <w:unhideWhenUsed/>
+    <w:tblPr>
+      <w:tblInd w:w="0" w:type="dxa"/>
+      <w:tblCellMar>
+        <w:top w:w="0" w:type="dxa"/>
+        <w:left w:w="108" w:type="dxa"/>
+        <w:bottom w:w="0" w:type="dxa"/>
+        <w:right w:w="108" w:type="dxa"/>
+      </w:tblCellMar>
+    </w:tblPr>
+  </w:style>
+  <w:style w:type="numbering" w:default="1" w:styleId="NoList">
+    <w:name w:val="No List"/>
+    <w:uiPriority w:val="99"/>
+    <w:semiHidden/>
+    <w:unhideWhenUsed/>
+  </w:style>
+  <w:style w:type="paragraph" w:styleId="ListParagraph">
+    <w:name w:val="List Paragraph"/>
+    <w:basedOn w:val="Normal"/>
+    <w:uiPriority w:val="34"/>
+    <w:qFormat/>
+    <w:rsid w:val="00F3701F"/>
+    <w:pPr>
+      <w:ind w:left="720"/>
+      <w:contextualSpacing/>
+    </w:pPr>
+  </w:style>
+  <w:style w:type="character" w:customStyle="1" w:styleId="Heading1Char">
+    <w:name w:val="Heading 1 Char"/>
+    <w:basedOn w:val="DefaultParagraphFont"/>
+    <w:link w:val="Heading1"/>
+    <w:uiPriority w:val="9"/>
+    <w:rsid w:val="00F3701F"/>
+    <w:rPr>
+      <w:rFonts w:asciiTheme="majorHAnsi" w:eastAsiaTheme="majorEastAsia" w:hAnsiTheme="majorHAnsi" w:cstheme="majorBidi"/>
+      <w:b/>
+      <w:bCs/>
+      <w:color w:val="365F91" w:themeColor="accent1" w:themeShade="BF"/>
+      <w:sz w:val="28"/>
+      <w:szCs w:val="28"/>
+    </w:rPr>
+  </w:style>
+  <w:style w:type="table" w:styleId="TableGrid">
+    <w:name w:val="Table Grid"/>
+    <w:basedOn w:val="TableNormal"/>
+    <w:uiPriority w:val="39"/>
+    <w:rsid w:val="004F6B0C"/>
+    <w:pPr>
+      <w:spacing w:after="0" w:line="240" w:lineRule="auto"/>
+    </w:pPr>
+    <w:tblPr>
+      <w:tblInd w:w="0" w:type="dxa"/>
+      <w:tblBorders>
+        <w:top w:val="single" w:sz="4" w:space="0" w:color="auto"/>
+        <w:left w:val="single" w:sz="4" w:space="0" w:color="auto"/>
+        <w:bottom w:val="single" w:sz="4" w:space="0" w:color="auto"/>
+        <w:right w:val="single" w:sz="4" w:space="0" w:color="auto"/>
+        <w:insideH w:val="single" w:sz="4" w:space="0" w:color="auto"/>
+        <w:insideV w:val="single" w:sz="4" w:space="0" w:color="auto"/>
+      </w:tblBorders>
+      <w:tblCellMar>
+        <w:top w:w="0" w:type="dxa"/>
+        <w:left w:w="108" w:type="dxa"/>
+        <w:bottom w:w="0" w:type="dxa"/>
+        <w:right w:w="108" w:type="dxa"/>
+      </w:tblCellMar>
     </w:tblPr>
   </w:style>
   <w:style w:type="character" w:styleId="Hyperlink">
@@ -9945,7 +10250,7 @@
 </file>
 
 <file path=customXml/itemProps1.xml><?xml version="1.0" encoding="utf-8"?>
-<ds:datastoreItem xmlns:ds="http://schemas.openxmlformats.org/officeDocument/2006/customXml" ds:itemID="{65DE5596-2011-4696-9068-06ED751B9B3B}">
+<ds:datastoreItem xmlns:ds="http://schemas.openxmlformats.org/officeDocument/2006/customXml" ds:itemID="{756214BF-CA32-4B76-9F0B-D2B64C7BE940}">
   <ds:schemaRefs>
     <ds:schemaRef ds:uri="http://schemas.openxmlformats.org/officeDocument/2006/bibliography"/>
   </ds:schemaRefs>
